--- a/technical_protection_of_information/практики/1/2026/Документы/35. Технический паспорт защищаемого помещения.docx
+++ b/technical_protection_of_information/практики/1/2026/Документы/35. Технический паспорт защищаемого помещения.docx
@@ -400,6 +400,345 @@
         <w:t>Дата составления: 01.09.2026 г.   Составил: технический специалист ____________ / Ковалев Д.П. /</w:t>
       </w:r>
     </w:p>
+    <w:p>
+      <w:r>
+        <w:br w:type="page"/>
+      </w:r>
+    </w:p>
+    <w:p>
+      <w:pPr>
+        <w:spacing w:before="120"/>
+        <w:jc w:val="center"/>
+      </w:pPr>
+      <w:r>
+        <w:rPr>
+          <w:b/>
+          <w:i w:val="0"/>
+          <w:sz w:val="28"/>
+        </w:rPr>
+        <w:t>ТЕХНИЧЕСКИЙ ПАСПОРТ ЗАЩИЩАЕМОГО ПОМЕЩЕНИЯ № 2</w:t>
+      </w:r>
+    </w:p>
+    <w:tbl>
+      <w:tblPr>
+        <w:tblStyle w:val="TableGrid"/>
+        <w:tblW w:type="auto" w:w="0"/>
+        <w:tblLook w:firstColumn="1" w:firstRow="1" w:lastColumn="0" w:lastRow="0" w:noHBand="0" w:noVBand="1" w:val="04A0"/>
+      </w:tblPr>
+      <w:tblGrid>
+        <w:gridCol w:w="4986"/>
+        <w:gridCol w:w="4986"/>
+      </w:tblGrid>
+      <w:tr>
+        <w:tc>
+          <w:tcPr>
+            <w:tcW w:type="dxa" w:w="4986"/>
+          </w:tcPr>
+          <w:p>
+            <w:pPr>
+              <w:jc w:val="center"/>
+            </w:pPr>
+            <w:r/>
+            <w:r>
+              <w:rPr>
+                <w:rFonts w:ascii="Times New Roman" w:hAnsi="Times New Roman"/>
+                <w:b/>
+                <w:sz w:val="24"/>
+              </w:rPr>
+              <w:t>Раздел</w:t>
+            </w:r>
+          </w:p>
+        </w:tc>
+        <w:tc>
+          <w:tcPr>
+            <w:tcW w:type="dxa" w:w="4986"/>
+          </w:tcPr>
+          <w:p>
+            <w:pPr>
+              <w:jc w:val="center"/>
+            </w:pPr>
+            <w:r/>
+            <w:r>
+              <w:rPr>
+                <w:rFonts w:ascii="Times New Roman" w:hAnsi="Times New Roman"/>
+                <w:b/>
+                <w:sz w:val="24"/>
+              </w:rPr>
+              <w:t>Содержание</w:t>
+            </w:r>
+          </w:p>
+        </w:tc>
+      </w:tr>
+      <w:tr>
+        <w:tc>
+          <w:tcPr>
+            <w:tcW w:type="dxa" w:w="4986"/>
+          </w:tcPr>
+          <w:p>
+            <w:r/>
+            <w:r>
+              <w:rPr>
+                <w:rFonts w:ascii="Times New Roman" w:hAnsi="Times New Roman"/>
+                <w:sz w:val="24"/>
+              </w:rPr>
+              <w:t>Наименование</w:t>
+            </w:r>
+          </w:p>
+        </w:tc>
+        <w:tc>
+          <w:tcPr>
+            <w:tcW w:type="dxa" w:w="4986"/>
+          </w:tcPr>
+          <w:p>
+            <w:r/>
+            <w:r>
+              <w:rPr>
+                <w:rFonts w:ascii="Times New Roman" w:hAnsi="Times New Roman"/>
+                <w:sz w:val="24"/>
+              </w:rPr>
+              <w:t>Архив-сейфовая</w:t>
+            </w:r>
+          </w:p>
+        </w:tc>
+      </w:tr>
+      <w:tr>
+        <w:tc>
+          <w:tcPr>
+            <w:tcW w:type="dxa" w:w="4986"/>
+          </w:tcPr>
+          <w:p>
+            <w:r/>
+            <w:r>
+              <w:rPr>
+                <w:rFonts w:ascii="Times New Roman" w:hAnsi="Times New Roman"/>
+                <w:sz w:val="24"/>
+              </w:rPr>
+              <w:t>Адрес, площадь</w:t>
+            </w:r>
+          </w:p>
+        </w:tc>
+        <w:tc>
+          <w:tcPr>
+            <w:tcW w:type="dxa" w:w="4986"/>
+          </w:tcPr>
+          <w:p>
+            <w:r/>
+            <w:r>
+              <w:rPr>
+                <w:rFonts w:ascii="Times New Roman" w:hAnsi="Times New Roman"/>
+                <w:sz w:val="24"/>
+              </w:rPr>
+              <w:t>344000, г. Ростов-на-Дону, пр. Стачки, д. 25, офис 301; 9 м², 3-й этаж</w:t>
+            </w:r>
+          </w:p>
+        </w:tc>
+      </w:tr>
+      <w:tr>
+        <w:tc>
+          <w:tcPr>
+            <w:tcW w:type="dxa" w:w="4986"/>
+          </w:tcPr>
+          <w:p>
+            <w:r/>
+            <w:r>
+              <w:rPr>
+                <w:rFonts w:ascii="Times New Roman" w:hAnsi="Times New Roman"/>
+                <w:sz w:val="24"/>
+              </w:rPr>
+              <w:t>Назначение</w:t>
+            </w:r>
+          </w:p>
+        </w:tc>
+        <w:tc>
+          <w:tcPr>
+            <w:tcW w:type="dxa" w:w="4986"/>
+          </w:tcPr>
+          <w:p>
+            <w:r/>
+            <w:r>
+              <w:rPr>
+                <w:rFonts w:ascii="Times New Roman" w:hAnsi="Times New Roman"/>
+                <w:sz w:val="24"/>
+              </w:rPr>
+              <w:t>хранение материальных носителей и документов, содержащих конфиденциальную информацию</w:t>
+            </w:r>
+          </w:p>
+        </w:tc>
+      </w:tr>
+      <w:tr>
+        <w:tc>
+          <w:tcPr>
+            <w:tcW w:type="dxa" w:w="4986"/>
+          </w:tcPr>
+          <w:p>
+            <w:r/>
+            <w:r>
+              <w:rPr>
+                <w:rFonts w:ascii="Times New Roman" w:hAnsi="Times New Roman"/>
+                <w:sz w:val="24"/>
+              </w:rPr>
+              <w:t>Ограждающие конструкции</w:t>
+            </w:r>
+          </w:p>
+        </w:tc>
+        <w:tc>
+          <w:tcPr>
+            <w:tcW w:type="dxa" w:w="4986"/>
+          </w:tcPr>
+          <w:p>
+            <w:r/>
+            <w:r>
+              <w:rPr>
+                <w:rFonts w:ascii="Times New Roman" w:hAnsi="Times New Roman"/>
+                <w:sz w:val="24"/>
+              </w:rPr>
+              <w:t>капитальные стены; окон нет; дверь усиленная, 2-го класса защиты, с электронным замком</w:t>
+            </w:r>
+          </w:p>
+        </w:tc>
+      </w:tr>
+      <w:tr>
+        <w:tc>
+          <w:tcPr>
+            <w:tcW w:type="dxa" w:w="4986"/>
+          </w:tcPr>
+          <w:p>
+            <w:r/>
+            <w:r>
+              <w:rPr>
+                <w:rFonts w:ascii="Times New Roman" w:hAnsi="Times New Roman"/>
+                <w:sz w:val="24"/>
+              </w:rPr>
+              <w:t>Инженерные сети</w:t>
+            </w:r>
+          </w:p>
+        </w:tc>
+        <w:tc>
+          <w:tcPr>
+            <w:tcW w:type="dxa" w:w="4986"/>
+          </w:tcPr>
+          <w:p>
+            <w:r/>
+            <w:r>
+              <w:rPr>
+                <w:rFonts w:ascii="Times New Roman" w:hAnsi="Times New Roman"/>
+                <w:sz w:val="24"/>
+              </w:rPr>
+              <w:t>электроснабжение через ИБП; посторонние коммуникации в помещение не заведены</w:t>
+            </w:r>
+          </w:p>
+        </w:tc>
+      </w:tr>
+      <w:tr>
+        <w:tc>
+          <w:tcPr>
+            <w:tcW w:type="dxa" w:w="4986"/>
+          </w:tcPr>
+          <w:p>
+            <w:r/>
+            <w:r>
+              <w:rPr>
+                <w:rFonts w:ascii="Times New Roman" w:hAnsi="Times New Roman"/>
+                <w:sz w:val="24"/>
+              </w:rPr>
+              <w:t>Средства охраны</w:t>
+            </w:r>
+          </w:p>
+        </w:tc>
+        <w:tc>
+          <w:tcPr>
+            <w:tcW w:type="dxa" w:w="4986"/>
+          </w:tcPr>
+          <w:p>
+            <w:r/>
+            <w:r>
+              <w:rPr>
+                <w:rFonts w:ascii="Times New Roman" w:hAnsi="Times New Roman"/>
+                <w:sz w:val="24"/>
+              </w:rPr>
+              <w:t>СКУД (автономный контроллер), охранная сигнализация с выводом на пульт; сейф 1-го класса взломостойкости</w:t>
+            </w:r>
+          </w:p>
+        </w:tc>
+      </w:tr>
+      <w:tr>
+        <w:tc>
+          <w:tcPr>
+            <w:tcW w:type="dxa" w:w="4986"/>
+          </w:tcPr>
+          <w:p>
+            <w:r/>
+            <w:r>
+              <w:rPr>
+                <w:rFonts w:ascii="Times New Roman" w:hAnsi="Times New Roman"/>
+                <w:sz w:val="24"/>
+              </w:rPr>
+              <w:t>Размещённые ТС</w:t>
+            </w:r>
+          </w:p>
+        </w:tc>
+        <w:tc>
+          <w:tcPr>
+            <w:tcW w:type="dxa" w:w="4986"/>
+          </w:tcPr>
+          <w:p>
+            <w:r/>
+            <w:r>
+              <w:rPr>
+                <w:rFonts w:ascii="Times New Roman" w:hAnsi="Times New Roman"/>
+                <w:sz w:val="24"/>
+              </w:rPr>
+              <w:t>отсутствуют; сейф для материальных носителей</w:t>
+            </w:r>
+          </w:p>
+        </w:tc>
+      </w:tr>
+      <w:tr>
+        <w:tc>
+          <w:tcPr>
+            <w:tcW w:type="dxa" w:w="4986"/>
+          </w:tcPr>
+          <w:p>
+            <w:r/>
+            <w:r>
+              <w:rPr>
+                <w:rFonts w:ascii="Times New Roman" w:hAnsi="Times New Roman"/>
+                <w:sz w:val="24"/>
+              </w:rPr>
+              <w:t>Ответственный</w:t>
+            </w:r>
+          </w:p>
+        </w:tc>
+        <w:tc>
+          <w:tcPr>
+            <w:tcW w:type="dxa" w:w="4986"/>
+          </w:tcPr>
+          <w:p>
+            <w:r/>
+            <w:r>
+              <w:rPr>
+                <w:rFonts w:ascii="Times New Roman" w:hAnsi="Times New Roman"/>
+                <w:sz w:val="24"/>
+              </w:rPr>
+              <w:t>технический специалист Ковалев Данил Петрович</w:t>
+            </w:r>
+          </w:p>
+        </w:tc>
+      </w:tr>
+    </w:tbl>
+    <w:p>
+      <w:pPr>
+        <w:jc w:val="left"/>
+      </w:pPr>
+      <w:r>
+        <w:rPr>
+          <w:b w:val="0"/>
+          <w:i w:val="0"/>
+          <w:sz w:val="28"/>
+        </w:rPr>
+        <w:t>Дата составления: 01.09.2026 г.   Составил: технический специалист ____________ / Ковалев Д.П. /</w:t>
+      </w:r>
+    </w:p>
     <w:sectPr>
       <w:pgSz w:w="12240" w:h="15840"/>
       <w:pgMar w:top="1134" w:right="850" w:bottom="1134" w:left="1417" w:header="720" w:footer="720" w:gutter="0"/>

--- a/technical_protection_of_information/практики/1/2026/Документы/35. Технический паспорт защищаемого помещения.docx
+++ b/technical_protection_of_information/практики/1/2026/Документы/35. Технический паспорт защищаемого помещения.docx
@@ -4,54 +4,1295 @@
   <w:body>
     <w:p>
       <w:pPr>
+        <w:ind w:firstLine="0"/>
         <w:jc w:val="center"/>
       </w:pPr>
       <w:r>
         <w:rPr>
           <w:b/>
-          <w:i w:val="0"/>
-          <w:sz w:val="28"/>
         </w:rPr>
         <w:t>Общество с ограниченной ответственностью «ТехноЩит»</w:t>
       </w:r>
     </w:p>
     <w:p>
       <w:pPr>
+        <w:ind w:firstLine="0"/>
         <w:jc w:val="center"/>
       </w:pPr>
       <w:r>
         <w:rPr>
-          <w:b w:val="0"/>
-          <w:i w:val="0"/>
-          <w:sz w:val="24"/>
+          <w:b/>
         </w:rPr>
-        <w:t>ОГРН 1256196012345, ИНН 6165012345, КПП 616501001</w:t>
+        <w:t>ТЕХНИЧЕСКИЕ ПАСПОРТА ПОМЕЩЕНИЙ</w:t>
       </w:r>
     </w:p>
     <w:p>
       <w:pPr>
-        <w:jc w:val="center"/>
+        <w:ind w:firstLine="0"/>
       </w:pPr>
       <w:r>
-        <w:rPr>
-          <w:b w:val="0"/>
-          <w:i w:val="0"/>
-          <w:sz w:val="24"/>
-        </w:rPr>
-        <w:t>344000, г. Ростов-на-Дону, пр. Стачки, д. 25, офис 301</w:t>
+        <w:t>01.09.2026 № ПМ-01</w:t>
+        <w:br/>
+        <w:t>г. Ростов-на-Дону</w:t>
       </w:r>
     </w:p>
     <w:p>
       <w:pPr>
-        <w:jc w:val="center"/>
+        <w:ind w:firstLine="0"/>
+        <w:jc w:val="right"/>
       </w:pPr>
       <w:r>
-        <w:rPr>
-          <w:b w:val="0"/>
-          <w:i w:val="0"/>
-          <w:sz w:val="28"/>
-        </w:rPr>
-        <w:t>____________________________________________________________</w:t>
+        <w:t>УТВЕРЖДАЮ</w:t>
+        <w:br/>
+        <w:t>Директор ООО «ТехноЩит»</w:t>
+        <w:br/>
+        <w:t>____________ Б. Ю. Ермолаев</w:t>
+        <w:br/>
+        <w:t>01.09.2026</w:t>
+      </w:r>
+    </w:p>
+    <w:p>
+      <w:pPr>
+        <w:pStyle w:val="Heading1"/>
+        <w:ind w:firstLine="0"/>
+      </w:pPr>
+      <w:r>
+        <w:t>Паспорт ПМ-04: Серверная-лаборатория</w:t>
+      </w:r>
+    </w:p>
+    <w:tbl>
+      <w:tblPr>
+        <w:tblStyle w:val="TableGrid"/>
+        <w:tblW w:type="auto" w:w="0"/>
+        <w:tblLayout w:type="fixed"/>
+        <w:tblLook w:firstColumn="1" w:firstRow="1" w:lastColumn="0" w:lastRow="0" w:noHBand="0" w:noVBand="1" w:val="04A0"/>
+      </w:tblPr>
+      <w:tblGrid>
+        <w:gridCol w:w="4677"/>
+        <w:gridCol w:w="4677"/>
+      </w:tblGrid>
+      <w:tr>
+        <w:trPr>
+          <w:cantSplit/>
+          <w:tblHeader/>
+        </w:trPr>
+        <w:tc>
+          <w:tcPr>
+            <w:tcW w:type="dxa" w:w="4677"/>
+          </w:tcPr>
+          <w:p>
+            <w:pPr>
+              <w:spacing w:after="40" w:line="240" w:lineRule="auto"/>
+              <w:ind w:firstLine="0"/>
+            </w:pPr>
+            <w:r>
+              <w:rPr>
+                <w:sz w:val="22"/>
+              </w:rPr>
+              <w:t>Параметр</w:t>
+            </w:r>
+          </w:p>
+        </w:tc>
+        <w:tc>
+          <w:tcPr>
+            <w:tcW w:type="dxa" w:w="4677"/>
+          </w:tcPr>
+          <w:p>
+            <w:pPr>
+              <w:spacing w:after="40" w:line="240" w:lineRule="auto"/>
+              <w:ind w:firstLine="0"/>
+            </w:pPr>
+            <w:r>
+              <w:rPr>
+                <w:sz w:val="22"/>
+              </w:rPr>
+              <w:t>Сведения</w:t>
+            </w:r>
+          </w:p>
+        </w:tc>
+      </w:tr>
+      <w:tr>
+        <w:trPr>
+          <w:cantSplit/>
+        </w:trPr>
+        <w:tc>
+          <w:tcPr>
+            <w:tcW w:type="dxa" w:w="4677"/>
+          </w:tcPr>
+          <w:p>
+            <w:pPr>
+              <w:spacing w:after="40" w:line="240" w:lineRule="auto"/>
+              <w:ind w:firstLine="0"/>
+            </w:pPr>
+            <w:r>
+              <w:rPr>
+                <w:sz w:val="22"/>
+              </w:rPr>
+              <w:t>Адрес</w:t>
+            </w:r>
+          </w:p>
+        </w:tc>
+        <w:tc>
+          <w:tcPr>
+            <w:tcW w:type="dxa" w:w="4677"/>
+          </w:tcPr>
+          <w:p>
+            <w:pPr>
+              <w:spacing w:after="40" w:line="240" w:lineRule="auto"/>
+              <w:ind w:firstLine="0"/>
+            </w:pPr>
+            <w:r>
+              <w:rPr>
+                <w:sz w:val="22"/>
+              </w:rPr>
+              <w:t>344000, г. Ростов-на-Дону, пр. Стачки, д. 25, офис 301</w:t>
+            </w:r>
+          </w:p>
+        </w:tc>
+      </w:tr>
+      <w:tr>
+        <w:trPr>
+          <w:cantSplit/>
+        </w:trPr>
+        <w:tc>
+          <w:tcPr>
+            <w:tcW w:type="dxa" w:w="4677"/>
+          </w:tcPr>
+          <w:p>
+            <w:pPr>
+              <w:spacing w:after="40" w:line="240" w:lineRule="auto"/>
+              <w:ind w:firstLine="0"/>
+            </w:pPr>
+            <w:r>
+              <w:rPr>
+                <w:sz w:val="22"/>
+              </w:rPr>
+              <w:t>Геометрия</w:t>
+            </w:r>
+          </w:p>
+        </w:tc>
+        <w:tc>
+          <w:tcPr>
+            <w:tcW w:type="dxa" w:w="4677"/>
+          </w:tcPr>
+          <w:p>
+            <w:pPr>
+              <w:spacing w:after="40" w:line="240" w:lineRule="auto"/>
+              <w:ind w:firstLine="0"/>
+            </w:pPr>
+            <w:r>
+              <w:rPr>
+                <w:sz w:val="22"/>
+              </w:rPr>
+              <w:t>3.00 × 3.20 м; 9.60 м²; высота 2,80 м</w:t>
+            </w:r>
+          </w:p>
+        </w:tc>
+      </w:tr>
+      <w:tr>
+        <w:trPr>
+          <w:cantSplit/>
+        </w:trPr>
+        <w:tc>
+          <w:tcPr>
+            <w:tcW w:type="dxa" w:w="4677"/>
+          </w:tcPr>
+          <w:p>
+            <w:pPr>
+              <w:spacing w:after="40" w:line="240" w:lineRule="auto"/>
+              <w:ind w:firstLine="0"/>
+            </w:pPr>
+            <w:r>
+              <w:rPr>
+                <w:sz w:val="22"/>
+              </w:rPr>
+              <w:t>Назначение</w:t>
+            </w:r>
+          </w:p>
+        </w:tc>
+        <w:tc>
+          <w:tcPr>
+            <w:tcW w:type="dxa" w:w="4677"/>
+          </w:tcPr>
+          <w:p>
+            <w:pPr>
+              <w:spacing w:after="40" w:line="240" w:lineRule="auto"/>
+              <w:ind w:firstLine="0"/>
+            </w:pPr>
+            <w:r>
+              <w:rPr>
+                <w:sz w:val="22"/>
+              </w:rPr>
+              <w:t>Сервер, один постоянный защищённый АРМ и станция проверки носителей.</w:t>
+            </w:r>
+          </w:p>
+        </w:tc>
+      </w:tr>
+      <w:tr>
+        <w:trPr>
+          <w:cantSplit/>
+        </w:trPr>
+        <w:tc>
+          <w:tcPr>
+            <w:tcW w:type="dxa" w:w="4677"/>
+          </w:tcPr>
+          <w:p>
+            <w:pPr>
+              <w:spacing w:after="40" w:line="240" w:lineRule="auto"/>
+              <w:ind w:firstLine="0"/>
+            </w:pPr>
+            <w:r>
+              <w:rPr>
+                <w:sz w:val="22"/>
+              </w:rPr>
+              <w:t>Ограждения</w:t>
+            </w:r>
+          </w:p>
+        </w:tc>
+        <w:tc>
+          <w:tcPr>
+            <w:tcW w:type="dxa" w:w="4677"/>
+          </w:tcPr>
+          <w:p>
+            <w:pPr>
+              <w:spacing w:after="40" w:line="240" w:lineRule="auto"/>
+              <w:ind w:firstLine="0"/>
+            </w:pPr>
+            <w:r>
+              <w:rPr>
+                <w:sz w:val="22"/>
+              </w:rPr>
+              <w:t>Наружная стена принята 0,25 м, перегородки 0,10 м; дверь 0,90 м в свету.</w:t>
+            </w:r>
+          </w:p>
+        </w:tc>
+      </w:tr>
+      <w:tr>
+        <w:trPr>
+          <w:cantSplit/>
+        </w:trPr>
+        <w:tc>
+          <w:tcPr>
+            <w:tcW w:type="dxa" w:w="4677"/>
+          </w:tcPr>
+          <w:p>
+            <w:pPr>
+              <w:spacing w:after="40" w:line="240" w:lineRule="auto"/>
+              <w:ind w:firstLine="0"/>
+            </w:pPr>
+            <w:r>
+              <w:rPr>
+                <w:sz w:val="22"/>
+              </w:rPr>
+              <w:t>Доступ</w:t>
+            </w:r>
+          </w:p>
+        </w:tc>
+        <w:tc>
+          <w:tcPr>
+            <w:tcW w:type="dxa" w:w="4677"/>
+          </w:tcPr>
+          <w:p>
+            <w:pPr>
+              <w:spacing w:after="40" w:line="240" w:lineRule="auto"/>
+              <w:ind w:firstLine="0"/>
+            </w:pPr>
+            <w:r>
+              <w:rPr>
+                <w:sz w:val="22"/>
+              </w:rPr>
+              <w:t>СКУД и именной список по приказу № 7.</w:t>
+            </w:r>
+          </w:p>
+        </w:tc>
+      </w:tr>
+      <w:tr>
+        <w:trPr>
+          <w:cantSplit/>
+        </w:trPr>
+        <w:tc>
+          <w:tcPr>
+            <w:tcW w:type="dxa" w:w="4677"/>
+          </w:tcPr>
+          <w:p>
+            <w:pPr>
+              <w:spacing w:after="40" w:line="240" w:lineRule="auto"/>
+              <w:ind w:firstLine="0"/>
+            </w:pPr>
+            <w:r>
+              <w:rPr>
+                <w:sz w:val="22"/>
+              </w:rPr>
+              <w:t>Инженерные системы</w:t>
+            </w:r>
+          </w:p>
+        </w:tc>
+        <w:tc>
+          <w:tcPr>
+            <w:tcW w:type="dxa" w:w="4677"/>
+          </w:tcPr>
+          <w:p>
+            <w:pPr>
+              <w:spacing w:after="40" w:line="240" w:lineRule="auto"/>
+              <w:ind w:firstLine="0"/>
+            </w:pPr>
+            <w:r>
+              <w:rPr>
+                <w:sz w:val="22"/>
+              </w:rPr>
+              <w:t>Электроснабжение и вентиляция бизнес-центра; сервер и SW-Z питаются через UPS-01. ИБП в архиве не устанавливается.</w:t>
+            </w:r>
+          </w:p>
+        </w:tc>
+      </w:tr>
+      <w:tr>
+        <w:trPr>
+          <w:cantSplit/>
+        </w:trPr>
+        <w:tc>
+          <w:tcPr>
+            <w:tcW w:type="dxa" w:w="4677"/>
+          </w:tcPr>
+          <w:p>
+            <w:pPr>
+              <w:spacing w:after="40" w:line="240" w:lineRule="auto"/>
+              <w:ind w:firstLine="0"/>
+            </w:pPr>
+            <w:r>
+              <w:rPr>
+                <w:sz w:val="22"/>
+              </w:rPr>
+              <w:t>Средства</w:t>
+            </w:r>
+          </w:p>
+        </w:tc>
+        <w:tc>
+          <w:tcPr>
+            <w:tcW w:type="dxa" w:w="4677"/>
+          </w:tcPr>
+          <w:p>
+            <w:pPr>
+              <w:spacing w:after="40" w:line="240" w:lineRule="auto"/>
+              <w:ind w:firstLine="0"/>
+            </w:pPr>
+            <w:r>
+              <w:rPr>
+                <w:sz w:val="22"/>
+              </w:rPr>
+              <w:t>04: SRV-01, ARM-05/06, MFP-01, UPS-01, SW-Z; 05: SAFE-01, стеллажи, SHRED-01; 06: стол, 4 кресла, AZ-01.</w:t>
+            </w:r>
+          </w:p>
+        </w:tc>
+      </w:tr>
+      <w:tr>
+        <w:trPr>
+          <w:cantSplit/>
+        </w:trPr>
+        <w:tc>
+          <w:tcPr>
+            <w:tcW w:type="dxa" w:w="4677"/>
+          </w:tcPr>
+          <w:p>
+            <w:pPr>
+              <w:spacing w:after="40" w:line="240" w:lineRule="auto"/>
+              <w:ind w:firstLine="0"/>
+            </w:pPr>
+            <w:r>
+              <w:rPr>
+                <w:sz w:val="22"/>
+              </w:rPr>
+              <w:t>Схема</w:t>
+            </w:r>
+          </w:p>
+        </w:tc>
+        <w:tc>
+          <w:tcPr>
+            <w:tcW w:type="dxa" w:w="4677"/>
+          </w:tcPr>
+          <w:p>
+            <w:pPr>
+              <w:spacing w:after="40" w:line="240" w:lineRule="auto"/>
+              <w:ind w:firstLine="0"/>
+            </w:pPr>
+            <w:r>
+              <w:rPr>
+                <w:sz w:val="22"/>
+              </w:rPr>
+              <w:t>Экспликация ПЛ-01, документ № 40.</w:t>
+            </w:r>
+          </w:p>
+        </w:tc>
+      </w:tr>
+      <w:tr>
+        <w:trPr>
+          <w:cantSplit/>
+        </w:trPr>
+        <w:tc>
+          <w:tcPr>
+            <w:tcW w:type="dxa" w:w="4677"/>
+          </w:tcPr>
+          <w:p>
+            <w:pPr>
+              <w:spacing w:after="40" w:line="240" w:lineRule="auto"/>
+              <w:ind w:firstLine="0"/>
+            </w:pPr>
+            <w:r>
+              <w:rPr>
+                <w:sz w:val="22"/>
+              </w:rPr>
+              <w:t>Ответственный</w:t>
+            </w:r>
+          </w:p>
+        </w:tc>
+        <w:tc>
+          <w:tcPr>
+            <w:tcW w:type="dxa" w:w="4677"/>
+          </w:tcPr>
+          <w:p>
+            <w:pPr>
+              <w:spacing w:after="40" w:line="240" w:lineRule="auto"/>
+              <w:ind w:firstLine="0"/>
+            </w:pPr>
+            <w:r>
+              <w:rPr>
+                <w:sz w:val="22"/>
+              </w:rPr>
+              <w:t>Ковалев Данил Петрович</w:t>
+            </w:r>
+          </w:p>
+        </w:tc>
+      </w:tr>
+    </w:tbl>
+    <w:p>
+      <w:pPr>
+        <w:pStyle w:val="Heading1"/>
+        <w:ind w:firstLine="0"/>
+      </w:pPr>
+      <w:r>
+        <w:t>Паспорт ПМ-05: Архив</w:t>
+      </w:r>
+    </w:p>
+    <w:tbl>
+      <w:tblPr>
+        <w:tblStyle w:val="TableGrid"/>
+        <w:tblW w:type="auto" w:w="0"/>
+        <w:tblLayout w:type="fixed"/>
+        <w:tblLook w:firstColumn="1" w:firstRow="1" w:lastColumn="0" w:lastRow="0" w:noHBand="0" w:noVBand="1" w:val="04A0"/>
+      </w:tblPr>
+      <w:tblGrid>
+        <w:gridCol w:w="4677"/>
+        <w:gridCol w:w="4677"/>
+      </w:tblGrid>
+      <w:tr>
+        <w:trPr>
+          <w:cantSplit/>
+          <w:tblHeader/>
+        </w:trPr>
+        <w:tc>
+          <w:tcPr>
+            <w:tcW w:type="dxa" w:w="4677"/>
+          </w:tcPr>
+          <w:p>
+            <w:pPr>
+              <w:spacing w:after="40" w:line="240" w:lineRule="auto"/>
+              <w:ind w:firstLine="0"/>
+            </w:pPr>
+            <w:r>
+              <w:rPr>
+                <w:sz w:val="22"/>
+              </w:rPr>
+              <w:t>Параметр</w:t>
+            </w:r>
+          </w:p>
+        </w:tc>
+        <w:tc>
+          <w:tcPr>
+            <w:tcW w:type="dxa" w:w="4677"/>
+          </w:tcPr>
+          <w:p>
+            <w:pPr>
+              <w:spacing w:after="40" w:line="240" w:lineRule="auto"/>
+              <w:ind w:firstLine="0"/>
+            </w:pPr>
+            <w:r>
+              <w:rPr>
+                <w:sz w:val="22"/>
+              </w:rPr>
+              <w:t>Сведения</w:t>
+            </w:r>
+          </w:p>
+        </w:tc>
+      </w:tr>
+      <w:tr>
+        <w:trPr>
+          <w:cantSplit/>
+        </w:trPr>
+        <w:tc>
+          <w:tcPr>
+            <w:tcW w:type="dxa" w:w="4677"/>
+          </w:tcPr>
+          <w:p>
+            <w:pPr>
+              <w:spacing w:after="40" w:line="240" w:lineRule="auto"/>
+              <w:ind w:firstLine="0"/>
+            </w:pPr>
+            <w:r>
+              <w:rPr>
+                <w:sz w:val="22"/>
+              </w:rPr>
+              <w:t>Адрес</w:t>
+            </w:r>
+          </w:p>
+        </w:tc>
+        <w:tc>
+          <w:tcPr>
+            <w:tcW w:type="dxa" w:w="4677"/>
+          </w:tcPr>
+          <w:p>
+            <w:pPr>
+              <w:spacing w:after="40" w:line="240" w:lineRule="auto"/>
+              <w:ind w:firstLine="0"/>
+            </w:pPr>
+            <w:r>
+              <w:rPr>
+                <w:sz w:val="22"/>
+              </w:rPr>
+              <w:t>344000, г. Ростов-на-Дону, пр. Стачки, д. 25, офис 301</w:t>
+            </w:r>
+          </w:p>
+        </w:tc>
+      </w:tr>
+      <w:tr>
+        <w:trPr>
+          <w:cantSplit/>
+        </w:trPr>
+        <w:tc>
+          <w:tcPr>
+            <w:tcW w:type="dxa" w:w="4677"/>
+          </w:tcPr>
+          <w:p>
+            <w:pPr>
+              <w:spacing w:after="40" w:line="240" w:lineRule="auto"/>
+              <w:ind w:firstLine="0"/>
+            </w:pPr>
+            <w:r>
+              <w:rPr>
+                <w:sz w:val="22"/>
+              </w:rPr>
+              <w:t>Геометрия</w:t>
+            </w:r>
+          </w:p>
+        </w:tc>
+        <w:tc>
+          <w:tcPr>
+            <w:tcW w:type="dxa" w:w="4677"/>
+          </w:tcPr>
+          <w:p>
+            <w:pPr>
+              <w:spacing w:after="40" w:line="240" w:lineRule="auto"/>
+              <w:ind w:firstLine="0"/>
+            </w:pPr>
+            <w:r>
+              <w:rPr>
+                <w:sz w:val="22"/>
+              </w:rPr>
+              <w:t>2.00 × 3.20 м; 6.40 м²; высота 2,80 м</w:t>
+            </w:r>
+          </w:p>
+        </w:tc>
+      </w:tr>
+      <w:tr>
+        <w:trPr>
+          <w:cantSplit/>
+        </w:trPr>
+        <w:tc>
+          <w:tcPr>
+            <w:tcW w:type="dxa" w:w="4677"/>
+          </w:tcPr>
+          <w:p>
+            <w:pPr>
+              <w:spacing w:after="40" w:line="240" w:lineRule="auto"/>
+              <w:ind w:firstLine="0"/>
+            </w:pPr>
+            <w:r>
+              <w:rPr>
+                <w:sz w:val="22"/>
+              </w:rPr>
+              <w:t>Назначение</w:t>
+            </w:r>
+          </w:p>
+        </w:tc>
+        <w:tc>
+          <w:tcPr>
+            <w:tcW w:type="dxa" w:w="4677"/>
+          </w:tcPr>
+          <w:p>
+            <w:pPr>
+              <w:spacing w:after="40" w:line="240" w:lineRule="auto"/>
+              <w:ind w:firstLine="0"/>
+            </w:pPr>
+            <w:r>
+              <w:rPr>
+                <w:sz w:val="22"/>
+              </w:rPr>
+              <w:t>Сейф и стеллажи; бумажные документы и носители.</w:t>
+            </w:r>
+          </w:p>
+        </w:tc>
+      </w:tr>
+      <w:tr>
+        <w:trPr>
+          <w:cantSplit/>
+        </w:trPr>
+        <w:tc>
+          <w:tcPr>
+            <w:tcW w:type="dxa" w:w="4677"/>
+          </w:tcPr>
+          <w:p>
+            <w:pPr>
+              <w:spacing w:after="40" w:line="240" w:lineRule="auto"/>
+              <w:ind w:firstLine="0"/>
+            </w:pPr>
+            <w:r>
+              <w:rPr>
+                <w:sz w:val="22"/>
+              </w:rPr>
+              <w:t>Ограждения</w:t>
+            </w:r>
+          </w:p>
+        </w:tc>
+        <w:tc>
+          <w:tcPr>
+            <w:tcW w:type="dxa" w:w="4677"/>
+          </w:tcPr>
+          <w:p>
+            <w:pPr>
+              <w:spacing w:after="40" w:line="240" w:lineRule="auto"/>
+              <w:ind w:firstLine="0"/>
+            </w:pPr>
+            <w:r>
+              <w:rPr>
+                <w:sz w:val="22"/>
+              </w:rPr>
+              <w:t>Наружная стена принята 0,25 м, перегородки 0,10 м; дверь 0,90 м в свету.</w:t>
+            </w:r>
+          </w:p>
+        </w:tc>
+      </w:tr>
+      <w:tr>
+        <w:trPr>
+          <w:cantSplit/>
+        </w:trPr>
+        <w:tc>
+          <w:tcPr>
+            <w:tcW w:type="dxa" w:w="4677"/>
+          </w:tcPr>
+          <w:p>
+            <w:pPr>
+              <w:spacing w:after="40" w:line="240" w:lineRule="auto"/>
+              <w:ind w:firstLine="0"/>
+            </w:pPr>
+            <w:r>
+              <w:rPr>
+                <w:sz w:val="22"/>
+              </w:rPr>
+              <w:t>Доступ</w:t>
+            </w:r>
+          </w:p>
+        </w:tc>
+        <w:tc>
+          <w:tcPr>
+            <w:tcW w:type="dxa" w:w="4677"/>
+          </w:tcPr>
+          <w:p>
+            <w:pPr>
+              <w:spacing w:after="40" w:line="240" w:lineRule="auto"/>
+              <w:ind w:firstLine="0"/>
+            </w:pPr>
+            <w:r>
+              <w:rPr>
+                <w:sz w:val="22"/>
+              </w:rPr>
+              <w:t>СКУД и именной список по приказу № 7.</w:t>
+            </w:r>
+          </w:p>
+        </w:tc>
+      </w:tr>
+      <w:tr>
+        <w:trPr>
+          <w:cantSplit/>
+        </w:trPr>
+        <w:tc>
+          <w:tcPr>
+            <w:tcW w:type="dxa" w:w="4677"/>
+          </w:tcPr>
+          <w:p>
+            <w:pPr>
+              <w:spacing w:after="40" w:line="240" w:lineRule="auto"/>
+              <w:ind w:firstLine="0"/>
+            </w:pPr>
+            <w:r>
+              <w:rPr>
+                <w:sz w:val="22"/>
+              </w:rPr>
+              <w:t>Инженерные системы</w:t>
+            </w:r>
+          </w:p>
+        </w:tc>
+        <w:tc>
+          <w:tcPr>
+            <w:tcW w:type="dxa" w:w="4677"/>
+          </w:tcPr>
+          <w:p>
+            <w:pPr>
+              <w:spacing w:after="40" w:line="240" w:lineRule="auto"/>
+              <w:ind w:firstLine="0"/>
+            </w:pPr>
+            <w:r>
+              <w:rPr>
+                <w:sz w:val="22"/>
+              </w:rPr>
+              <w:t>Электроснабжение и вентиляция бизнес-центра; сервер и SW-Z питаются через UPS-01. ИБП в архиве не устанавливается.</w:t>
+            </w:r>
+          </w:p>
+        </w:tc>
+      </w:tr>
+      <w:tr>
+        <w:trPr>
+          <w:cantSplit/>
+        </w:trPr>
+        <w:tc>
+          <w:tcPr>
+            <w:tcW w:type="dxa" w:w="4677"/>
+          </w:tcPr>
+          <w:p>
+            <w:pPr>
+              <w:spacing w:after="40" w:line="240" w:lineRule="auto"/>
+              <w:ind w:firstLine="0"/>
+            </w:pPr>
+            <w:r>
+              <w:rPr>
+                <w:sz w:val="22"/>
+              </w:rPr>
+              <w:t>Средства</w:t>
+            </w:r>
+          </w:p>
+        </w:tc>
+        <w:tc>
+          <w:tcPr>
+            <w:tcW w:type="dxa" w:w="4677"/>
+          </w:tcPr>
+          <w:p>
+            <w:pPr>
+              <w:spacing w:after="40" w:line="240" w:lineRule="auto"/>
+              <w:ind w:firstLine="0"/>
+            </w:pPr>
+            <w:r>
+              <w:rPr>
+                <w:sz w:val="22"/>
+              </w:rPr>
+              <w:t>04: SRV-01, ARM-05/06, MFP-01, UPS-01, SW-Z; 05: SAFE-01, стеллажи, SHRED-01; 06: стол, 4 кресла, AZ-01.</w:t>
+            </w:r>
+          </w:p>
+        </w:tc>
+      </w:tr>
+      <w:tr>
+        <w:trPr>
+          <w:cantSplit/>
+        </w:trPr>
+        <w:tc>
+          <w:tcPr>
+            <w:tcW w:type="dxa" w:w="4677"/>
+          </w:tcPr>
+          <w:p>
+            <w:pPr>
+              <w:spacing w:after="40" w:line="240" w:lineRule="auto"/>
+              <w:ind w:firstLine="0"/>
+            </w:pPr>
+            <w:r>
+              <w:rPr>
+                <w:sz w:val="22"/>
+              </w:rPr>
+              <w:t>Схема</w:t>
+            </w:r>
+          </w:p>
+        </w:tc>
+        <w:tc>
+          <w:tcPr>
+            <w:tcW w:type="dxa" w:w="4677"/>
+          </w:tcPr>
+          <w:p>
+            <w:pPr>
+              <w:spacing w:after="40" w:line="240" w:lineRule="auto"/>
+              <w:ind w:firstLine="0"/>
+            </w:pPr>
+            <w:r>
+              <w:rPr>
+                <w:sz w:val="22"/>
+              </w:rPr>
+              <w:t>Экспликация ПЛ-01, документ № 40.</w:t>
+            </w:r>
+          </w:p>
+        </w:tc>
+      </w:tr>
+      <w:tr>
+        <w:trPr>
+          <w:cantSplit/>
+        </w:trPr>
+        <w:tc>
+          <w:tcPr>
+            <w:tcW w:type="dxa" w:w="4677"/>
+          </w:tcPr>
+          <w:p>
+            <w:pPr>
+              <w:spacing w:after="40" w:line="240" w:lineRule="auto"/>
+              <w:ind w:firstLine="0"/>
+            </w:pPr>
+            <w:r>
+              <w:rPr>
+                <w:sz w:val="22"/>
+              </w:rPr>
+              <w:t>Ответственный</w:t>
+            </w:r>
+          </w:p>
+        </w:tc>
+        <w:tc>
+          <w:tcPr>
+            <w:tcW w:type="dxa" w:w="4677"/>
+          </w:tcPr>
+          <w:p>
+            <w:pPr>
+              <w:spacing w:after="40" w:line="240" w:lineRule="auto"/>
+              <w:ind w:firstLine="0"/>
+            </w:pPr>
+            <w:r>
+              <w:rPr>
+                <w:sz w:val="22"/>
+              </w:rPr>
+              <w:t>Ковалев Данил Петрович</w:t>
+            </w:r>
+          </w:p>
+        </w:tc>
+      </w:tr>
+    </w:tbl>
+    <w:p>
+      <w:pPr>
+        <w:pStyle w:val="Heading1"/>
+        <w:ind w:firstLine="0"/>
+      </w:pPr>
+      <w:r>
+        <w:t>Паспорт ПМ-06: Переговорная</w:t>
+      </w:r>
+    </w:p>
+    <w:tbl>
+      <w:tblPr>
+        <w:tblStyle w:val="TableGrid"/>
+        <w:tblW w:type="auto" w:w="0"/>
+        <w:tblLayout w:type="fixed"/>
+        <w:tblLook w:firstColumn="1" w:firstRow="1" w:lastColumn="0" w:lastRow="0" w:noHBand="0" w:noVBand="1" w:val="04A0"/>
+      </w:tblPr>
+      <w:tblGrid>
+        <w:gridCol w:w="4677"/>
+        <w:gridCol w:w="4677"/>
+      </w:tblGrid>
+      <w:tr>
+        <w:trPr>
+          <w:cantSplit/>
+          <w:tblHeader/>
+        </w:trPr>
+        <w:tc>
+          <w:tcPr>
+            <w:tcW w:type="dxa" w:w="4677"/>
+          </w:tcPr>
+          <w:p>
+            <w:pPr>
+              <w:spacing w:after="40" w:line="240" w:lineRule="auto"/>
+              <w:ind w:firstLine="0"/>
+            </w:pPr>
+            <w:r>
+              <w:rPr>
+                <w:sz w:val="22"/>
+              </w:rPr>
+              <w:t>Параметр</w:t>
+            </w:r>
+          </w:p>
+        </w:tc>
+        <w:tc>
+          <w:tcPr>
+            <w:tcW w:type="dxa" w:w="4677"/>
+          </w:tcPr>
+          <w:p>
+            <w:pPr>
+              <w:spacing w:after="40" w:line="240" w:lineRule="auto"/>
+              <w:ind w:firstLine="0"/>
+            </w:pPr>
+            <w:r>
+              <w:rPr>
+                <w:sz w:val="22"/>
+              </w:rPr>
+              <w:t>Сведения</w:t>
+            </w:r>
+          </w:p>
+        </w:tc>
+      </w:tr>
+      <w:tr>
+        <w:trPr>
+          <w:cantSplit/>
+        </w:trPr>
+        <w:tc>
+          <w:tcPr>
+            <w:tcW w:type="dxa" w:w="4677"/>
+          </w:tcPr>
+          <w:p>
+            <w:pPr>
+              <w:spacing w:after="40" w:line="240" w:lineRule="auto"/>
+              <w:ind w:firstLine="0"/>
+            </w:pPr>
+            <w:r>
+              <w:rPr>
+                <w:sz w:val="22"/>
+              </w:rPr>
+              <w:t>Адрес</w:t>
+            </w:r>
+          </w:p>
+        </w:tc>
+        <w:tc>
+          <w:tcPr>
+            <w:tcW w:type="dxa" w:w="4677"/>
+          </w:tcPr>
+          <w:p>
+            <w:pPr>
+              <w:spacing w:after="40" w:line="240" w:lineRule="auto"/>
+              <w:ind w:firstLine="0"/>
+            </w:pPr>
+            <w:r>
+              <w:rPr>
+                <w:sz w:val="22"/>
+              </w:rPr>
+              <w:t>344000, г. Ростов-на-Дону, пр. Стачки, д. 25, офис 301</w:t>
+            </w:r>
+          </w:p>
+        </w:tc>
+      </w:tr>
+      <w:tr>
+        <w:trPr>
+          <w:cantSplit/>
+        </w:trPr>
+        <w:tc>
+          <w:tcPr>
+            <w:tcW w:type="dxa" w:w="4677"/>
+          </w:tcPr>
+          <w:p>
+            <w:pPr>
+              <w:spacing w:after="40" w:line="240" w:lineRule="auto"/>
+              <w:ind w:firstLine="0"/>
+            </w:pPr>
+            <w:r>
+              <w:rPr>
+                <w:sz w:val="22"/>
+              </w:rPr>
+              <w:t>Геометрия</w:t>
+            </w:r>
+          </w:p>
+        </w:tc>
+        <w:tc>
+          <w:tcPr>
+            <w:tcW w:type="dxa" w:w="4677"/>
+          </w:tcPr>
+          <w:p>
+            <w:pPr>
+              <w:spacing w:after="40" w:line="240" w:lineRule="auto"/>
+              <w:ind w:firstLine="0"/>
+            </w:pPr>
+            <w:r>
+              <w:rPr>
+                <w:sz w:val="22"/>
+              </w:rPr>
+              <w:t>3.00 × 3.20 м; 9.60 м²; высота 2,80 м</w:t>
+            </w:r>
+          </w:p>
+        </w:tc>
+      </w:tr>
+      <w:tr>
+        <w:trPr>
+          <w:cantSplit/>
+        </w:trPr>
+        <w:tc>
+          <w:tcPr>
+            <w:tcW w:type="dxa" w:w="4677"/>
+          </w:tcPr>
+          <w:p>
+            <w:pPr>
+              <w:spacing w:after="40" w:line="240" w:lineRule="auto"/>
+              <w:ind w:firstLine="0"/>
+            </w:pPr>
+            <w:r>
+              <w:rPr>
+                <w:sz w:val="22"/>
+              </w:rPr>
+              <w:t>Назначение</w:t>
+            </w:r>
+          </w:p>
+        </w:tc>
+        <w:tc>
+          <w:tcPr>
+            <w:tcW w:type="dxa" w:w="4677"/>
+          </w:tcPr>
+          <w:p>
+            <w:pPr>
+              <w:spacing w:after="40" w:line="240" w:lineRule="auto"/>
+              <w:ind w:firstLine="0"/>
+            </w:pPr>
+            <w:r>
+              <w:rPr>
+                <w:sz w:val="22"/>
+              </w:rPr>
+              <w:t>Переговоры до четырёх человек; комплекс акустической защиты.</w:t>
+            </w:r>
+          </w:p>
+        </w:tc>
+      </w:tr>
+      <w:tr>
+        <w:trPr>
+          <w:cantSplit/>
+        </w:trPr>
+        <w:tc>
+          <w:tcPr>
+            <w:tcW w:type="dxa" w:w="4677"/>
+          </w:tcPr>
+          <w:p>
+            <w:pPr>
+              <w:spacing w:after="40" w:line="240" w:lineRule="auto"/>
+              <w:ind w:firstLine="0"/>
+            </w:pPr>
+            <w:r>
+              <w:rPr>
+                <w:sz w:val="22"/>
+              </w:rPr>
+              <w:t>Ограждения</w:t>
+            </w:r>
+          </w:p>
+        </w:tc>
+        <w:tc>
+          <w:tcPr>
+            <w:tcW w:type="dxa" w:w="4677"/>
+          </w:tcPr>
+          <w:p>
+            <w:pPr>
+              <w:spacing w:after="40" w:line="240" w:lineRule="auto"/>
+              <w:ind w:firstLine="0"/>
+            </w:pPr>
+            <w:r>
+              <w:rPr>
+                <w:sz w:val="22"/>
+              </w:rPr>
+              <w:t>Наружная стена принята 0,25 м, перегородки 0,10 м; дверь 0,90 м в свету.</w:t>
+            </w:r>
+          </w:p>
+        </w:tc>
+      </w:tr>
+      <w:tr>
+        <w:trPr>
+          <w:cantSplit/>
+        </w:trPr>
+        <w:tc>
+          <w:tcPr>
+            <w:tcW w:type="dxa" w:w="4677"/>
+          </w:tcPr>
+          <w:p>
+            <w:pPr>
+              <w:spacing w:after="40" w:line="240" w:lineRule="auto"/>
+              <w:ind w:firstLine="0"/>
+            </w:pPr>
+            <w:r>
+              <w:rPr>
+                <w:sz w:val="22"/>
+              </w:rPr>
+              <w:t>Доступ</w:t>
+            </w:r>
+          </w:p>
+        </w:tc>
+        <w:tc>
+          <w:tcPr>
+            <w:tcW w:type="dxa" w:w="4677"/>
+          </w:tcPr>
+          <w:p>
+            <w:pPr>
+              <w:spacing w:after="40" w:line="240" w:lineRule="auto"/>
+              <w:ind w:firstLine="0"/>
+            </w:pPr>
+            <w:r>
+              <w:rPr>
+                <w:sz w:val="22"/>
+              </w:rPr>
+              <w:t>СКУД и именной список по приказу № 7.</w:t>
+            </w:r>
+          </w:p>
+        </w:tc>
+      </w:tr>
+      <w:tr>
+        <w:trPr>
+          <w:cantSplit/>
+        </w:trPr>
+        <w:tc>
+          <w:tcPr>
+            <w:tcW w:type="dxa" w:w="4677"/>
+          </w:tcPr>
+          <w:p>
+            <w:pPr>
+              <w:spacing w:after="40" w:line="240" w:lineRule="auto"/>
+              <w:ind w:firstLine="0"/>
+            </w:pPr>
+            <w:r>
+              <w:rPr>
+                <w:sz w:val="22"/>
+              </w:rPr>
+              <w:t>Инженерные системы</w:t>
+            </w:r>
+          </w:p>
+        </w:tc>
+        <w:tc>
+          <w:tcPr>
+            <w:tcW w:type="dxa" w:w="4677"/>
+          </w:tcPr>
+          <w:p>
+            <w:pPr>
+              <w:spacing w:after="40" w:line="240" w:lineRule="auto"/>
+              <w:ind w:firstLine="0"/>
+            </w:pPr>
+            <w:r>
+              <w:rPr>
+                <w:sz w:val="22"/>
+              </w:rPr>
+              <w:t>Электроснабжение и вентиляция бизнес-центра; сервер и SW-Z питаются через UPS-01. ИБП в архиве не устанавливается.</w:t>
+            </w:r>
+          </w:p>
+        </w:tc>
+      </w:tr>
+      <w:tr>
+        <w:trPr>
+          <w:cantSplit/>
+        </w:trPr>
+        <w:tc>
+          <w:tcPr>
+            <w:tcW w:type="dxa" w:w="4677"/>
+          </w:tcPr>
+          <w:p>
+            <w:pPr>
+              <w:spacing w:after="40" w:line="240" w:lineRule="auto"/>
+              <w:ind w:firstLine="0"/>
+            </w:pPr>
+            <w:r>
+              <w:rPr>
+                <w:sz w:val="22"/>
+              </w:rPr>
+              <w:t>Средства</w:t>
+            </w:r>
+          </w:p>
+        </w:tc>
+        <w:tc>
+          <w:tcPr>
+            <w:tcW w:type="dxa" w:w="4677"/>
+          </w:tcPr>
+          <w:p>
+            <w:pPr>
+              <w:spacing w:after="40" w:line="240" w:lineRule="auto"/>
+              <w:ind w:firstLine="0"/>
+            </w:pPr>
+            <w:r>
+              <w:rPr>
+                <w:sz w:val="22"/>
+              </w:rPr>
+              <w:t>04: SRV-01, ARM-05/06, MFP-01, UPS-01, SW-Z; 05: SAFE-01, стеллажи, SHRED-01; 06: стол, 4 кресла, AZ-01.</w:t>
+            </w:r>
+          </w:p>
+        </w:tc>
+      </w:tr>
+      <w:tr>
+        <w:trPr>
+          <w:cantSplit/>
+        </w:trPr>
+        <w:tc>
+          <w:tcPr>
+            <w:tcW w:type="dxa" w:w="4677"/>
+          </w:tcPr>
+          <w:p>
+            <w:pPr>
+              <w:spacing w:after="40" w:line="240" w:lineRule="auto"/>
+              <w:ind w:firstLine="0"/>
+            </w:pPr>
+            <w:r>
+              <w:rPr>
+                <w:sz w:val="22"/>
+              </w:rPr>
+              <w:t>Схема</w:t>
+            </w:r>
+          </w:p>
+        </w:tc>
+        <w:tc>
+          <w:tcPr>
+            <w:tcW w:type="dxa" w:w="4677"/>
+          </w:tcPr>
+          <w:p>
+            <w:pPr>
+              <w:spacing w:after="40" w:line="240" w:lineRule="auto"/>
+              <w:ind w:firstLine="0"/>
+            </w:pPr>
+            <w:r>
+              <w:rPr>
+                <w:sz w:val="22"/>
+              </w:rPr>
+              <w:t>Экспликация ПЛ-01, документ № 40.</w:t>
+            </w:r>
+          </w:p>
+        </w:tc>
+      </w:tr>
+      <w:tr>
+        <w:trPr>
+          <w:cantSplit/>
+        </w:trPr>
+        <w:tc>
+          <w:tcPr>
+            <w:tcW w:type="dxa" w:w="4677"/>
+          </w:tcPr>
+          <w:p>
+            <w:pPr>
+              <w:spacing w:after="40" w:line="240" w:lineRule="auto"/>
+              <w:ind w:firstLine="0"/>
+            </w:pPr>
+            <w:r>
+              <w:rPr>
+                <w:sz w:val="22"/>
+              </w:rPr>
+              <w:t>Ответственный</w:t>
+            </w:r>
+          </w:p>
+        </w:tc>
+        <w:tc>
+          <w:tcPr>
+            <w:tcW w:type="dxa" w:w="4677"/>
+          </w:tcPr>
+          <w:p>
+            <w:pPr>
+              <w:spacing w:after="40" w:line="240" w:lineRule="auto"/>
+              <w:ind w:firstLine="0"/>
+            </w:pPr>
+            <w:r>
+              <w:rPr>
+                <w:sz w:val="22"/>
+              </w:rPr>
+              <w:t>Ковалев Данил Петрович</w:t>
+            </w:r>
+          </w:p>
+        </w:tc>
+      </w:tr>
+    </w:tbl>
+    <w:p>
+      <w:pPr>
+        <w:jc w:val="both"/>
+      </w:pPr>
+      <w:r>
+        <w:t>Назначение — конфиденциальные переговоры. Приняты меры: отсутствие окон, уплотнение двери, обработка вентиляционных проходов, акустическое и виброакустическое зашумление по AZ-01. Эффективность выбранного исполнения устанавливается измерениями; технический паспорт не удостоверяет проведение аттестации.</w:t>
       </w:r>
     </w:p>
     <w:p>
@@ -59,694 +1300,31 @@
         <w:jc w:val="both"/>
       </w:pPr>
       <w:r>
-        <w:rPr>
-          <w:b w:val="0"/>
-          <w:i w:val="0"/>
-          <w:sz w:val="28"/>
-        </w:rPr>
-      </w:r>
-    </w:p>
-    <w:p>
-      <w:pPr>
-        <w:spacing w:before="120"/>
-        <w:jc w:val="center"/>
-      </w:pPr>
-      <w:r>
-        <w:rPr>
-          <w:b/>
-          <w:i w:val="0"/>
-          <w:sz w:val="28"/>
-        </w:rPr>
-        <w:t>ТЕХНИЧЕСКИЙ ПАСПОРТ ЗАЩИЩАЕМОГО ПОМЕЩЕНИЯ № 1</w:t>
-      </w:r>
-    </w:p>
-    <w:tbl>
-      <w:tblPr>
-        <w:tblStyle w:val="TableGrid"/>
-        <w:tblW w:type="auto" w:w="0"/>
-        <w:tblLook w:firstColumn="1" w:firstRow="1" w:lastColumn="0" w:lastRow="0" w:noHBand="0" w:noVBand="1" w:val="04A0"/>
-      </w:tblPr>
-      <w:tblGrid>
-        <w:gridCol w:w="4986"/>
-        <w:gridCol w:w="4986"/>
-      </w:tblGrid>
-      <w:tr>
-        <w:tc>
-          <w:tcPr>
-            <w:tcW w:type="dxa" w:w="4986"/>
-          </w:tcPr>
-          <w:p>
-            <w:pPr>
-              <w:jc w:val="center"/>
-            </w:pPr>
-            <w:r/>
-            <w:r>
-              <w:rPr>
-                <w:rFonts w:ascii="Times New Roman" w:hAnsi="Times New Roman"/>
-                <w:b/>
-                <w:sz w:val="24"/>
-              </w:rPr>
-              <w:t>Раздел</w:t>
-            </w:r>
-          </w:p>
-        </w:tc>
-        <w:tc>
-          <w:tcPr>
-            <w:tcW w:type="dxa" w:w="4986"/>
-          </w:tcPr>
-          <w:p>
-            <w:pPr>
-              <w:jc w:val="center"/>
-            </w:pPr>
-            <w:r/>
-            <w:r>
-              <w:rPr>
-                <w:rFonts w:ascii="Times New Roman" w:hAnsi="Times New Roman"/>
-                <w:b/>
-                <w:sz w:val="24"/>
-              </w:rPr>
-              <w:t>Содержание</w:t>
-            </w:r>
-          </w:p>
-        </w:tc>
-      </w:tr>
-      <w:tr>
-        <w:tc>
-          <w:tcPr>
-            <w:tcW w:type="dxa" w:w="4986"/>
-          </w:tcPr>
-          <w:p>
-            <w:r/>
-            <w:r>
-              <w:rPr>
-                <w:rFonts w:ascii="Times New Roman" w:hAnsi="Times New Roman"/>
-                <w:sz w:val="24"/>
-              </w:rPr>
-              <w:t>Наименование</w:t>
-            </w:r>
-          </w:p>
-        </w:tc>
-        <w:tc>
-          <w:tcPr>
-            <w:tcW w:type="dxa" w:w="4986"/>
-          </w:tcPr>
-          <w:p>
-            <w:r/>
-            <w:r>
-              <w:rPr>
-                <w:rFonts w:ascii="Times New Roman" w:hAnsi="Times New Roman"/>
-                <w:sz w:val="24"/>
-              </w:rPr>
-              <w:t>Серверная (лаборатория СЗИ)</w:t>
-            </w:r>
-          </w:p>
-        </w:tc>
-      </w:tr>
-      <w:tr>
-        <w:tc>
-          <w:tcPr>
-            <w:tcW w:type="dxa" w:w="4986"/>
-          </w:tcPr>
-          <w:p>
-            <w:r/>
-            <w:r>
-              <w:rPr>
-                <w:rFonts w:ascii="Times New Roman" w:hAnsi="Times New Roman"/>
-                <w:sz w:val="24"/>
-              </w:rPr>
-              <w:t>Адрес, площадь</w:t>
-            </w:r>
-          </w:p>
-        </w:tc>
-        <w:tc>
-          <w:tcPr>
-            <w:tcW w:type="dxa" w:w="4986"/>
-          </w:tcPr>
-          <w:p>
-            <w:r/>
-            <w:r>
-              <w:rPr>
-                <w:rFonts w:ascii="Times New Roman" w:hAnsi="Times New Roman"/>
-                <w:sz w:val="24"/>
-              </w:rPr>
-              <w:t>344000, г. Ростов-на-Дону, пр. Стачки, д. 25, офис 301; 12 м², 3-й этаж</w:t>
-            </w:r>
-          </w:p>
-        </w:tc>
-      </w:tr>
-      <w:tr>
-        <w:tc>
-          <w:tcPr>
-            <w:tcW w:type="dxa" w:w="4986"/>
-          </w:tcPr>
-          <w:p>
-            <w:r/>
-            <w:r>
-              <w:rPr>
-                <w:rFonts w:ascii="Times New Roman" w:hAnsi="Times New Roman"/>
-                <w:sz w:val="24"/>
-              </w:rPr>
-              <w:t>Назначение</w:t>
-            </w:r>
-          </w:p>
-        </w:tc>
-        <w:tc>
-          <w:tcPr>
-            <w:tcW w:type="dxa" w:w="4986"/>
-          </w:tcPr>
-          <w:p>
-            <w:r/>
-            <w:r>
-              <w:rPr>
-                <w:rFonts w:ascii="Times New Roman" w:hAnsi="Times New Roman"/>
-                <w:sz w:val="24"/>
-              </w:rPr>
-              <w:t>размещение АС «Защищённый контур» и СЗИ; работа с конфиденциальной информацией</w:t>
-            </w:r>
-          </w:p>
-        </w:tc>
-      </w:tr>
-      <w:tr>
-        <w:tc>
-          <w:tcPr>
-            <w:tcW w:type="dxa" w:w="4986"/>
-          </w:tcPr>
-          <w:p>
-            <w:r/>
-            <w:r>
-              <w:rPr>
-                <w:rFonts w:ascii="Times New Roman" w:hAnsi="Times New Roman"/>
-                <w:sz w:val="24"/>
-              </w:rPr>
-              <w:t>Ограждающие конструкции</w:t>
-            </w:r>
-          </w:p>
-        </w:tc>
-        <w:tc>
-          <w:tcPr>
-            <w:tcW w:type="dxa" w:w="4986"/>
-          </w:tcPr>
-          <w:p>
-            <w:r/>
-            <w:r>
-              <w:rPr>
-                <w:rFonts w:ascii="Times New Roman" w:hAnsi="Times New Roman"/>
-                <w:sz w:val="24"/>
-              </w:rPr>
-              <w:t>капитальные стены; окно с металлической решёткой; дверь усиленная, 2-го класса защиты, с электронным замком</w:t>
-            </w:r>
-          </w:p>
-        </w:tc>
-      </w:tr>
-      <w:tr>
-        <w:tc>
-          <w:tcPr>
-            <w:tcW w:type="dxa" w:w="4986"/>
-          </w:tcPr>
-          <w:p>
-            <w:r/>
-            <w:r>
-              <w:rPr>
-                <w:rFonts w:ascii="Times New Roman" w:hAnsi="Times New Roman"/>
-                <w:sz w:val="24"/>
-              </w:rPr>
-              <w:t>Инженерные сети</w:t>
-            </w:r>
-          </w:p>
-        </w:tc>
-        <w:tc>
-          <w:tcPr>
-            <w:tcW w:type="dxa" w:w="4986"/>
-          </w:tcPr>
-          <w:p>
-            <w:r/>
-            <w:r>
-              <w:rPr>
-                <w:rFonts w:ascii="Times New Roman" w:hAnsi="Times New Roman"/>
-                <w:sz w:val="24"/>
-              </w:rPr>
-              <w:t>электроснабжение через ИБП; вентиляция с жалюзи; заземление оборудования выполнено</w:t>
-            </w:r>
-          </w:p>
-        </w:tc>
-      </w:tr>
-      <w:tr>
-        <w:tc>
-          <w:tcPr>
-            <w:tcW w:type="dxa" w:w="4986"/>
-          </w:tcPr>
-          <w:p>
-            <w:r/>
-            <w:r>
-              <w:rPr>
-                <w:rFonts w:ascii="Times New Roman" w:hAnsi="Times New Roman"/>
-                <w:sz w:val="24"/>
-              </w:rPr>
-              <w:t>Средства охраны</w:t>
-            </w:r>
-          </w:p>
-        </w:tc>
-        <w:tc>
-          <w:tcPr>
-            <w:tcW w:type="dxa" w:w="4986"/>
-          </w:tcPr>
-          <w:p>
-            <w:r/>
-            <w:r>
-              <w:rPr>
-                <w:rFonts w:ascii="Times New Roman" w:hAnsi="Times New Roman"/>
-                <w:sz w:val="24"/>
-              </w:rPr>
-              <w:t>СКУД (автономный контроллер), видеокамера К1, охранная сигнализация с выводом на пульт</w:t>
-            </w:r>
-          </w:p>
-        </w:tc>
-      </w:tr>
-      <w:tr>
-        <w:tc>
-          <w:tcPr>
-            <w:tcW w:type="dxa" w:w="4986"/>
-          </w:tcPr>
-          <w:p>
-            <w:r/>
-            <w:r>
-              <w:rPr>
-                <w:rFonts w:ascii="Times New Roman" w:hAnsi="Times New Roman"/>
-                <w:sz w:val="24"/>
-              </w:rPr>
-              <w:t>Размещённые ТС</w:t>
-            </w:r>
-          </w:p>
-        </w:tc>
-        <w:tc>
-          <w:tcPr>
-            <w:tcW w:type="dxa" w:w="4986"/>
-          </w:tcPr>
-          <w:p>
-            <w:r/>
-            <w:r>
-              <w:rPr>
-                <w:rFonts w:ascii="Times New Roman" w:hAnsi="Times New Roman"/>
-                <w:sz w:val="24"/>
-              </w:rPr>
-              <w:t>сервер, 2 АРМ, МФУ, источник бесперебойного питания</w:t>
-            </w:r>
-          </w:p>
-        </w:tc>
-      </w:tr>
-      <w:tr>
-        <w:tc>
-          <w:tcPr>
-            <w:tcW w:type="dxa" w:w="4986"/>
-          </w:tcPr>
-          <w:p>
-            <w:r/>
-            <w:r>
-              <w:rPr>
-                <w:rFonts w:ascii="Times New Roman" w:hAnsi="Times New Roman"/>
-                <w:sz w:val="24"/>
-              </w:rPr>
-              <w:t>Ответственный</w:t>
-            </w:r>
-          </w:p>
-        </w:tc>
-        <w:tc>
-          <w:tcPr>
-            <w:tcW w:type="dxa" w:w="4986"/>
-          </w:tcPr>
-          <w:p>
-            <w:r/>
-            <w:r>
-              <w:rPr>
-                <w:rFonts w:ascii="Times New Roman" w:hAnsi="Times New Roman"/>
-                <w:sz w:val="24"/>
-              </w:rPr>
-              <w:t>технический специалист Ковалев Данил Петрович</w:t>
-            </w:r>
-          </w:p>
-        </w:tc>
-      </w:tr>
-    </w:tbl>
-    <w:p>
-      <w:pPr>
-        <w:jc w:val="left"/>
-      </w:pPr>
-      <w:r>
-        <w:rPr>
-          <w:b w:val="0"/>
-          <w:i w:val="0"/>
-          <w:sz w:val="28"/>
-        </w:rPr>
-        <w:t>Дата составления: 01.09.2026 г.   Составил: технический специалист ____________ / Ковалев Д.П. /</w:t>
-      </w:r>
-    </w:p>
-    <w:p>
-      <w:r>
-        <w:br w:type="page"/>
-      </w:r>
-    </w:p>
-    <w:p>
-      <w:pPr>
-        <w:spacing w:before="120"/>
-        <w:jc w:val="center"/>
-      </w:pPr>
-      <w:r>
-        <w:rPr>
-          <w:b/>
-          <w:i w:val="0"/>
-          <w:sz w:val="28"/>
-        </w:rPr>
-        <w:t>ТЕХНИЧЕСКИЙ ПАСПОРТ ЗАЩИЩАЕМОГО ПОМЕЩЕНИЯ № 2</w:t>
-      </w:r>
-    </w:p>
-    <w:tbl>
-      <w:tblPr>
-        <w:tblStyle w:val="TableGrid"/>
-        <w:tblW w:type="auto" w:w="0"/>
-        <w:tblLook w:firstColumn="1" w:firstRow="1" w:lastColumn="0" w:lastRow="0" w:noHBand="0" w:noVBand="1" w:val="04A0"/>
-      </w:tblPr>
-      <w:tblGrid>
-        <w:gridCol w:w="4986"/>
-        <w:gridCol w:w="4986"/>
-      </w:tblGrid>
-      <w:tr>
-        <w:tc>
-          <w:tcPr>
-            <w:tcW w:type="dxa" w:w="4986"/>
-          </w:tcPr>
-          <w:p>
-            <w:pPr>
-              <w:jc w:val="center"/>
-            </w:pPr>
-            <w:r/>
-            <w:r>
-              <w:rPr>
-                <w:rFonts w:ascii="Times New Roman" w:hAnsi="Times New Roman"/>
-                <w:b/>
-                <w:sz w:val="24"/>
-              </w:rPr>
-              <w:t>Раздел</w:t>
-            </w:r>
-          </w:p>
-        </w:tc>
-        <w:tc>
-          <w:tcPr>
-            <w:tcW w:type="dxa" w:w="4986"/>
-          </w:tcPr>
-          <w:p>
-            <w:pPr>
-              <w:jc w:val="center"/>
-            </w:pPr>
-            <w:r/>
-            <w:r>
-              <w:rPr>
-                <w:rFonts w:ascii="Times New Roman" w:hAnsi="Times New Roman"/>
-                <w:b/>
-                <w:sz w:val="24"/>
-              </w:rPr>
-              <w:t>Содержание</w:t>
-            </w:r>
-          </w:p>
-        </w:tc>
-      </w:tr>
-      <w:tr>
-        <w:tc>
-          <w:tcPr>
-            <w:tcW w:type="dxa" w:w="4986"/>
-          </w:tcPr>
-          <w:p>
-            <w:r/>
-            <w:r>
-              <w:rPr>
-                <w:rFonts w:ascii="Times New Roman" w:hAnsi="Times New Roman"/>
-                <w:sz w:val="24"/>
-              </w:rPr>
-              <w:t>Наименование</w:t>
-            </w:r>
-          </w:p>
-        </w:tc>
-        <w:tc>
-          <w:tcPr>
-            <w:tcW w:type="dxa" w:w="4986"/>
-          </w:tcPr>
-          <w:p>
-            <w:r/>
-            <w:r>
-              <w:rPr>
-                <w:rFonts w:ascii="Times New Roman" w:hAnsi="Times New Roman"/>
-                <w:sz w:val="24"/>
-              </w:rPr>
-              <w:t>Архив-сейфовая</w:t>
-            </w:r>
-          </w:p>
-        </w:tc>
-      </w:tr>
-      <w:tr>
-        <w:tc>
-          <w:tcPr>
-            <w:tcW w:type="dxa" w:w="4986"/>
-          </w:tcPr>
-          <w:p>
-            <w:r/>
-            <w:r>
-              <w:rPr>
-                <w:rFonts w:ascii="Times New Roman" w:hAnsi="Times New Roman"/>
-                <w:sz w:val="24"/>
-              </w:rPr>
-              <w:t>Адрес, площадь</w:t>
-            </w:r>
-          </w:p>
-        </w:tc>
-        <w:tc>
-          <w:tcPr>
-            <w:tcW w:type="dxa" w:w="4986"/>
-          </w:tcPr>
-          <w:p>
-            <w:r/>
-            <w:r>
-              <w:rPr>
-                <w:rFonts w:ascii="Times New Roman" w:hAnsi="Times New Roman"/>
-                <w:sz w:val="24"/>
-              </w:rPr>
-              <w:t>344000, г. Ростов-на-Дону, пр. Стачки, д. 25, офис 301; 9 м², 3-й этаж</w:t>
-            </w:r>
-          </w:p>
-        </w:tc>
-      </w:tr>
-      <w:tr>
-        <w:tc>
-          <w:tcPr>
-            <w:tcW w:type="dxa" w:w="4986"/>
-          </w:tcPr>
-          <w:p>
-            <w:r/>
-            <w:r>
-              <w:rPr>
-                <w:rFonts w:ascii="Times New Roman" w:hAnsi="Times New Roman"/>
-                <w:sz w:val="24"/>
-              </w:rPr>
-              <w:t>Назначение</w:t>
-            </w:r>
-          </w:p>
-        </w:tc>
-        <w:tc>
-          <w:tcPr>
-            <w:tcW w:type="dxa" w:w="4986"/>
-          </w:tcPr>
-          <w:p>
-            <w:r/>
-            <w:r>
-              <w:rPr>
-                <w:rFonts w:ascii="Times New Roman" w:hAnsi="Times New Roman"/>
-                <w:sz w:val="24"/>
-              </w:rPr>
-              <w:t>хранение материальных носителей и документов, содержащих конфиденциальную информацию</w:t>
-            </w:r>
-          </w:p>
-        </w:tc>
-      </w:tr>
-      <w:tr>
-        <w:tc>
-          <w:tcPr>
-            <w:tcW w:type="dxa" w:w="4986"/>
-          </w:tcPr>
-          <w:p>
-            <w:r/>
-            <w:r>
-              <w:rPr>
-                <w:rFonts w:ascii="Times New Roman" w:hAnsi="Times New Roman"/>
-                <w:sz w:val="24"/>
-              </w:rPr>
-              <w:t>Ограждающие конструкции</w:t>
-            </w:r>
-          </w:p>
-        </w:tc>
-        <w:tc>
-          <w:tcPr>
-            <w:tcW w:type="dxa" w:w="4986"/>
-          </w:tcPr>
-          <w:p>
-            <w:r/>
-            <w:r>
-              <w:rPr>
-                <w:rFonts w:ascii="Times New Roman" w:hAnsi="Times New Roman"/>
-                <w:sz w:val="24"/>
-              </w:rPr>
-              <w:t>капитальные стены; окон нет; дверь усиленная, 2-го класса защиты, с электронным замком</w:t>
-            </w:r>
-          </w:p>
-        </w:tc>
-      </w:tr>
-      <w:tr>
-        <w:tc>
-          <w:tcPr>
-            <w:tcW w:type="dxa" w:w="4986"/>
-          </w:tcPr>
-          <w:p>
-            <w:r/>
-            <w:r>
-              <w:rPr>
-                <w:rFonts w:ascii="Times New Roman" w:hAnsi="Times New Roman"/>
-                <w:sz w:val="24"/>
-              </w:rPr>
-              <w:t>Инженерные сети</w:t>
-            </w:r>
-          </w:p>
-        </w:tc>
-        <w:tc>
-          <w:tcPr>
-            <w:tcW w:type="dxa" w:w="4986"/>
-          </w:tcPr>
-          <w:p>
-            <w:r/>
-            <w:r>
-              <w:rPr>
-                <w:rFonts w:ascii="Times New Roman" w:hAnsi="Times New Roman"/>
-                <w:sz w:val="24"/>
-              </w:rPr>
-              <w:t>электроснабжение через ИБП; посторонние коммуникации в помещение не заведены</w:t>
-            </w:r>
-          </w:p>
-        </w:tc>
-      </w:tr>
-      <w:tr>
-        <w:tc>
-          <w:tcPr>
-            <w:tcW w:type="dxa" w:w="4986"/>
-          </w:tcPr>
-          <w:p>
-            <w:r/>
-            <w:r>
-              <w:rPr>
-                <w:rFonts w:ascii="Times New Roman" w:hAnsi="Times New Roman"/>
-                <w:sz w:val="24"/>
-              </w:rPr>
-              <w:t>Средства охраны</w:t>
-            </w:r>
-          </w:p>
-        </w:tc>
-        <w:tc>
-          <w:tcPr>
-            <w:tcW w:type="dxa" w:w="4986"/>
-          </w:tcPr>
-          <w:p>
-            <w:r/>
-            <w:r>
-              <w:rPr>
-                <w:rFonts w:ascii="Times New Roman" w:hAnsi="Times New Roman"/>
-                <w:sz w:val="24"/>
-              </w:rPr>
-              <w:t>СКУД (автономный контроллер), охранная сигнализация с выводом на пульт; сейф 1-го класса взломостойкости</w:t>
-            </w:r>
-          </w:p>
-        </w:tc>
-      </w:tr>
-      <w:tr>
-        <w:tc>
-          <w:tcPr>
-            <w:tcW w:type="dxa" w:w="4986"/>
-          </w:tcPr>
-          <w:p>
-            <w:r/>
-            <w:r>
-              <w:rPr>
-                <w:rFonts w:ascii="Times New Roman" w:hAnsi="Times New Roman"/>
-                <w:sz w:val="24"/>
-              </w:rPr>
-              <w:t>Размещённые ТС</w:t>
-            </w:r>
-          </w:p>
-        </w:tc>
-        <w:tc>
-          <w:tcPr>
-            <w:tcW w:type="dxa" w:w="4986"/>
-          </w:tcPr>
-          <w:p>
-            <w:r/>
-            <w:r>
-              <w:rPr>
-                <w:rFonts w:ascii="Times New Roman" w:hAnsi="Times New Roman"/>
-                <w:sz w:val="24"/>
-              </w:rPr>
-              <w:t>отсутствуют; сейф для материальных носителей</w:t>
-            </w:r>
-          </w:p>
-        </w:tc>
-      </w:tr>
-      <w:tr>
-        <w:tc>
-          <w:tcPr>
-            <w:tcW w:type="dxa" w:w="4986"/>
-          </w:tcPr>
-          <w:p>
-            <w:r/>
-            <w:r>
-              <w:rPr>
-                <w:rFonts w:ascii="Times New Roman" w:hAnsi="Times New Roman"/>
-                <w:sz w:val="24"/>
-              </w:rPr>
-              <w:t>Ответственный</w:t>
-            </w:r>
-          </w:p>
-        </w:tc>
-        <w:tc>
-          <w:tcPr>
-            <w:tcW w:type="dxa" w:w="4986"/>
-          </w:tcPr>
-          <w:p>
-            <w:r/>
-            <w:r>
-              <w:rPr>
-                <w:rFonts w:ascii="Times New Roman" w:hAnsi="Times New Roman"/>
-                <w:sz w:val="24"/>
-              </w:rPr>
-              <w:t>технический специалист Ковалев Данил Петрович</w:t>
-            </w:r>
-          </w:p>
-        </w:tc>
-      </w:tr>
-    </w:tbl>
-    <w:p>
-      <w:pPr>
-        <w:jc w:val="left"/>
-      </w:pPr>
-      <w:r>
-        <w:rPr>
-          <w:b w:val="0"/>
-          <w:i w:val="0"/>
-          <w:sz w:val="28"/>
-        </w:rPr>
-        <w:t>Дата составления: 01.09.2026 г.   Составил: технический специалист ____________ / Ковалев Д.П. /</w:t>
+        <w:t>Технический специалист ________________ Ковалев Д. П.</w:t>
       </w:r>
     </w:p>
     <w:sectPr>
-      <w:pgSz w:w="12240" w:h="15840"/>
-      <w:pgMar w:top="1134" w:right="850" w:bottom="1134" w:left="1417" w:header="720" w:footer="720" w:gutter="0"/>
+      <w:headerReference w:type="default" r:id="rId9"/>
+      <w:pgSz w:w="11906" w:h="16838"/>
+      <w:pgMar w:top="1134" w:right="850" w:bottom="1134" w:left="1701" w:header="567" w:footer="720" w:gutter="0"/>
       <w:cols w:space="720"/>
+      <w:titlePg/>
       <w:docGrid w:linePitch="360"/>
     </w:sectPr>
   </w:body>
 </w:document>
+</file>
+
+<file path=word/header1.xml><?xml version="1.0" encoding="utf-8"?>
+<w:hdr xmlns:m="http://schemas.openxmlformats.org/officeDocument/2006/math" xmlns:mc="http://schemas.openxmlformats.org/markup-compatibility/2006" xmlns:mo="http://schemas.microsoft.com/office/mac/office/2008/main" xmlns:mv="urn:schemas-microsoft-com:mac:vml" xmlns:o="urn:schemas-microsoft-com:office:office" xmlns:r="http://schemas.openxmlformats.org/officeDocument/2006/relationships" xmlns:v="urn:schemas-microsoft-com:vml" xmlns:w10="urn:schemas-microsoft-com:office:word" xmlns:w14="http://schemas.microsoft.com/office/word/2010/wordml" xmlns:w="http://schemas.openxmlformats.org/wordprocessingml/2006/main" xmlns:wne="http://schemas.microsoft.com/office/word/2006/wordml" xmlns:wp14="http://schemas.microsoft.com/office/word/2010/wordprocessingDrawing" xmlns:wp="http://schemas.openxmlformats.org/drawingml/2006/wordprocessingDrawing" xmlns:wpc="http://schemas.microsoft.com/office/word/2010/wordprocessingCanvas" xmlns:wpg="http://schemas.microsoft.com/office/word/2010/wordprocessingGroup" xmlns:wpi="http://schemas.microsoft.com/office/word/2010/wordprocessingInk" xmlns:wps="http://schemas.microsoft.com/office/word/2010/wordprocessingShape" mc:Ignorable="w14 wp14">
+  <w:p>
+    <w:pPr>
+      <w:pStyle w:val="Header"/>
+      <w:jc w:val="center"/>
+    </w:pPr>
+    <w:fldSimple w:instr="PAGE"/>
+  </w:p>
+</w:hdr>
 </file>
 
 <file path=word/numbering.xml><?xml version="1.0" encoding="utf-8"?>
@@ -1114,10 +1692,12 @@
     <w:rsid w:val="00FC693F"/>
     <w:pPr>
       <w:spacing w:line="276" w:lineRule="auto" w:after="80"/>
+      <w:ind w:firstLine="709"/>
     </w:pPr>
     <w:rPr>
-      <w:rFonts w:ascii="Times New Roman" w:hAnsi="Times New Roman" w:eastAsia="Times New Roman"/>
-      <w:sz w:val="28"/>
+      <w:rFonts w:ascii="Times New Roman" w:hAnsi="Times New Roman" w:eastAsia="Times New Roman" w:cs="Times New Roman"/>
+      <w:color w:val="000000"/>
+      <w:sz w:val="26"/>
     </w:rPr>
   </w:style>
   <w:style w:type="paragraph" w:styleId="Header">
@@ -1179,11 +1759,11 @@
       <w:outlineLvl w:val="0"/>
     </w:pPr>
     <w:rPr>
-      <w:rFonts w:asciiTheme="majorHAnsi" w:eastAsiaTheme="majorEastAsia" w:hAnsiTheme="majorHAnsi" w:cstheme="majorBidi"/>
+      <w:rFonts w:ascii="Times New Roman" w:hAnsi="Times New Roman" w:eastAsia="Times New Roman" w:cs="Times New Roman"/>
       <w:b/>
       <w:bCs/>
-      <w:color w:val="365F91" w:themeColor="accent1" w:themeShade="BF"/>
-      <w:sz w:val="28"/>
+      <w:color w:val="000000"/>
+      <w:sz w:val="24"/>
       <w:szCs w:val="28"/>
     </w:rPr>
   </w:style>
@@ -1203,11 +1783,11 @@
       <w:outlineLvl w:val="1"/>
     </w:pPr>
     <w:rPr>
-      <w:rFonts w:asciiTheme="majorHAnsi" w:eastAsiaTheme="majorEastAsia" w:hAnsiTheme="majorHAnsi" w:cstheme="majorBidi"/>
+      <w:rFonts w:ascii="Times New Roman" w:hAnsi="Times New Roman" w:eastAsia="Times New Roman" w:cs="Times New Roman"/>
       <w:b/>
       <w:bCs/>
-      <w:color w:val="4F81BD" w:themeColor="accent1"/>
-      <w:sz w:val="26"/>
+      <w:color w:val="000000"/>
+      <w:sz w:val="24"/>
       <w:szCs w:val="26"/>
     </w:rPr>
   </w:style>
@@ -1227,7 +1807,7 @@
       <w:outlineLvl w:val="2"/>
     </w:pPr>
     <w:rPr>
-      <w:rFonts w:asciiTheme="majorHAnsi" w:eastAsiaTheme="majorEastAsia" w:hAnsiTheme="majorHAnsi" w:cstheme="majorBidi"/>
+      <w:rFonts w:ascii="Times New Roman" w:hAnsi="Times New Roman" w:eastAsia="Times New Roman" w:cs="Times New Roman"/>
       <w:b/>
       <w:bCs/>
       <w:color w:val="4F81BD" w:themeColor="accent1"/>
@@ -1250,7 +1830,7 @@
       <w:outlineLvl w:val="3"/>
     </w:pPr>
     <w:rPr>
-      <w:rFonts w:asciiTheme="majorHAnsi" w:eastAsiaTheme="majorEastAsia" w:hAnsiTheme="majorHAnsi" w:cstheme="majorBidi"/>
+      <w:rFonts w:ascii="Times New Roman" w:hAnsi="Times New Roman" w:eastAsia="Times New Roman" w:cs="Times New Roman"/>
       <w:b/>
       <w:bCs/>
       <w:i/>
@@ -1275,7 +1855,7 @@
       <w:outlineLvl w:val="4"/>
     </w:pPr>
     <w:rPr>
-      <w:rFonts w:asciiTheme="majorHAnsi" w:eastAsiaTheme="majorEastAsia" w:hAnsiTheme="majorHAnsi" w:cstheme="majorBidi"/>
+      <w:rFonts w:ascii="Times New Roman" w:hAnsi="Times New Roman" w:eastAsia="Times New Roman" w:cs="Times New Roman"/>
       <w:color w:val="243F60" w:themeColor="accent1" w:themeShade="7F"/>
     </w:rPr>
   </w:style>
@@ -1296,7 +1876,7 @@
       <w:outlineLvl w:val="5"/>
     </w:pPr>
     <w:rPr>
-      <w:rFonts w:asciiTheme="majorHAnsi" w:eastAsiaTheme="majorEastAsia" w:hAnsiTheme="majorHAnsi" w:cstheme="majorBidi"/>
+      <w:rFonts w:ascii="Times New Roman" w:hAnsi="Times New Roman" w:eastAsia="Times New Roman" w:cs="Times New Roman"/>
       <w:i/>
       <w:iCs/>
       <w:color w:val="243F60" w:themeColor="accent1" w:themeShade="7F"/>
@@ -1319,7 +1899,7 @@
       <w:outlineLvl w:val="6"/>
     </w:pPr>
     <w:rPr>
-      <w:rFonts w:asciiTheme="majorHAnsi" w:eastAsiaTheme="majorEastAsia" w:hAnsiTheme="majorHAnsi" w:cstheme="majorBidi"/>
+      <w:rFonts w:ascii="Times New Roman" w:hAnsi="Times New Roman" w:eastAsia="Times New Roman" w:cs="Times New Roman"/>
       <w:i/>
       <w:iCs/>
       <w:color w:val="404040" w:themeColor="text1" w:themeTint="BF"/>
@@ -1342,7 +1922,7 @@
       <w:outlineLvl w:val="7"/>
     </w:pPr>
     <w:rPr>
-      <w:rFonts w:asciiTheme="majorHAnsi" w:eastAsiaTheme="majorEastAsia" w:hAnsiTheme="majorHAnsi" w:cstheme="majorBidi"/>
+      <w:rFonts w:ascii="Times New Roman" w:hAnsi="Times New Roman" w:eastAsia="Times New Roman" w:cs="Times New Roman"/>
       <w:color w:val="4F81BD" w:themeColor="accent1"/>
       <w:sz w:val="20"/>
       <w:szCs w:val="20"/>
@@ -1365,7 +1945,7 @@
       <w:outlineLvl w:val="8"/>
     </w:pPr>
     <w:rPr>
-      <w:rFonts w:asciiTheme="majorHAnsi" w:eastAsiaTheme="majorEastAsia" w:hAnsiTheme="majorHAnsi" w:cstheme="majorBidi"/>
+      <w:rFonts w:ascii="Times New Roman" w:hAnsi="Times New Roman" w:eastAsia="Times New Roman" w:cs="Times New Roman"/>
       <w:i/>
       <w:iCs/>
       <w:color w:val="404040" w:themeColor="text1" w:themeTint="BF"/>
@@ -1416,7 +1996,7 @@
     <w:uiPriority w:val="9"/>
     <w:rsid w:val="00FC693F"/>
     <w:rPr>
-      <w:rFonts w:asciiTheme="majorHAnsi" w:eastAsiaTheme="majorEastAsia" w:hAnsiTheme="majorHAnsi" w:cstheme="majorBidi"/>
+      <w:rFonts w:ascii="Times New Roman" w:hAnsi="Times New Roman" w:eastAsia="Times New Roman" w:cs="Times New Roman"/>
       <w:b/>
       <w:bCs/>
       <w:color w:val="365F91" w:themeColor="accent1" w:themeShade="BF"/>
@@ -1431,7 +2011,7 @@
     <w:uiPriority w:val="9"/>
     <w:rsid w:val="00FC693F"/>
     <w:rPr>
-      <w:rFonts w:asciiTheme="majorHAnsi" w:eastAsiaTheme="majorEastAsia" w:hAnsiTheme="majorHAnsi" w:cstheme="majorBidi"/>
+      <w:rFonts w:ascii="Times New Roman" w:hAnsi="Times New Roman" w:eastAsia="Times New Roman" w:cs="Times New Roman"/>
       <w:b/>
       <w:bCs/>
       <w:color w:val="4F81BD" w:themeColor="accent1"/>
@@ -1446,7 +2026,7 @@
     <w:uiPriority w:val="9"/>
     <w:rsid w:val="00FC693F"/>
     <w:rPr>
-      <w:rFonts w:asciiTheme="majorHAnsi" w:eastAsiaTheme="majorEastAsia" w:hAnsiTheme="majorHAnsi" w:cstheme="majorBidi"/>
+      <w:rFonts w:ascii="Times New Roman" w:hAnsi="Times New Roman" w:eastAsia="Times New Roman" w:cs="Times New Roman"/>
       <w:b/>
       <w:bCs/>
       <w:color w:val="4F81BD" w:themeColor="accent1"/>
@@ -1468,8 +2048,8 @@
       <w:contextualSpacing/>
     </w:pPr>
     <w:rPr>
-      <w:rFonts w:asciiTheme="majorHAnsi" w:eastAsiaTheme="majorEastAsia" w:hAnsiTheme="majorHAnsi" w:cstheme="majorBidi"/>
-      <w:color w:val="17365D" w:themeColor="text2" w:themeShade="BF"/>
+      <w:rFonts w:ascii="Times New Roman" w:hAnsi="Times New Roman" w:eastAsia="Times New Roman" w:cs="Times New Roman"/>
+      <w:color w:val="000000"/>
       <w:spacing w:val="5"/>
       <w:kern w:val="28"/>
       <w:sz w:val="52"/>
@@ -1483,7 +2063,7 @@
     <w:uiPriority w:val="10"/>
     <w:rsid w:val="00FC693F"/>
     <w:rPr>
-      <w:rFonts w:asciiTheme="majorHAnsi" w:eastAsiaTheme="majorEastAsia" w:hAnsiTheme="majorHAnsi" w:cstheme="majorBidi"/>
+      <w:rFonts w:ascii="Times New Roman" w:hAnsi="Times New Roman" w:eastAsia="Times New Roman" w:cs="Times New Roman"/>
       <w:color w:val="17365D" w:themeColor="text2" w:themeShade="BF"/>
       <w:spacing w:val="5"/>
       <w:kern w:val="28"/>
@@ -1505,7 +2085,7 @@
       </w:numPr>
     </w:pPr>
     <w:rPr>
-      <w:rFonts w:asciiTheme="majorHAnsi" w:eastAsiaTheme="majorEastAsia" w:hAnsiTheme="majorHAnsi" w:cstheme="majorBidi"/>
+      <w:rFonts w:ascii="Times New Roman" w:hAnsi="Times New Roman" w:eastAsia="Times New Roman" w:cs="Times New Roman"/>
       <w:i/>
       <w:iCs/>
       <w:color w:val="4F81BD" w:themeColor="accent1"/>
@@ -1521,7 +2101,7 @@
     <w:uiPriority w:val="11"/>
     <w:rsid w:val="00FC693F"/>
     <w:rPr>
-      <w:rFonts w:asciiTheme="majorHAnsi" w:eastAsiaTheme="majorEastAsia" w:hAnsiTheme="majorHAnsi" w:cstheme="majorBidi"/>
+      <w:rFonts w:ascii="Times New Roman" w:hAnsi="Times New Roman" w:eastAsia="Times New Roman" w:cs="Times New Roman"/>
       <w:i/>
       <w:iCs/>
       <w:color w:val="4F81BD" w:themeColor="accent1"/>
@@ -1768,7 +2348,7 @@
       </w:tabs>
     </w:pPr>
     <w:rPr>
-      <w:rFonts w:ascii="Courier" w:hAnsi="Courier"/>
+      <w:rFonts w:ascii="Times New Roman" w:hAnsi="Times New Roman" w:eastAsia="Times New Roman" w:cs="Times New Roman"/>
       <w:sz w:val="20"/>
       <w:szCs w:val="20"/>
     </w:rPr>
@@ -1780,7 +2360,7 @@
     <w:uiPriority w:val="99"/>
     <w:rsid w:val="0029639D"/>
     <w:rPr>
-      <w:rFonts w:ascii="Courier" w:hAnsi="Courier"/>
+      <w:rFonts w:ascii="Times New Roman" w:hAnsi="Times New Roman" w:eastAsia="Times New Roman" w:cs="Times New Roman"/>
       <w:sz w:val="20"/>
       <w:szCs w:val="20"/>
     </w:rPr>
@@ -1819,7 +2399,7 @@
     <w:semiHidden/>
     <w:rsid w:val="00FC693F"/>
     <w:rPr>
-      <w:rFonts w:asciiTheme="majorHAnsi" w:eastAsiaTheme="majorEastAsia" w:hAnsiTheme="majorHAnsi" w:cstheme="majorBidi"/>
+      <w:rFonts w:ascii="Times New Roman" w:hAnsi="Times New Roman" w:eastAsia="Times New Roman" w:cs="Times New Roman"/>
       <w:b/>
       <w:bCs/>
       <w:i/>
@@ -1835,7 +2415,7 @@
     <w:semiHidden/>
     <w:rsid w:val="00FC693F"/>
     <w:rPr>
-      <w:rFonts w:asciiTheme="majorHAnsi" w:eastAsiaTheme="majorEastAsia" w:hAnsiTheme="majorHAnsi" w:cstheme="majorBidi"/>
+      <w:rFonts w:ascii="Times New Roman" w:hAnsi="Times New Roman" w:eastAsia="Times New Roman" w:cs="Times New Roman"/>
       <w:color w:val="243F60" w:themeColor="accent1" w:themeShade="7F"/>
     </w:rPr>
   </w:style>
@@ -1847,7 +2427,7 @@
     <w:semiHidden/>
     <w:rsid w:val="00FC693F"/>
     <w:rPr>
-      <w:rFonts w:asciiTheme="majorHAnsi" w:eastAsiaTheme="majorEastAsia" w:hAnsiTheme="majorHAnsi" w:cstheme="majorBidi"/>
+      <w:rFonts w:ascii="Times New Roman" w:hAnsi="Times New Roman" w:eastAsia="Times New Roman" w:cs="Times New Roman"/>
       <w:i/>
       <w:iCs/>
       <w:color w:val="243F60" w:themeColor="accent1" w:themeShade="7F"/>
@@ -1861,7 +2441,7 @@
     <w:semiHidden/>
     <w:rsid w:val="00FC693F"/>
     <w:rPr>
-      <w:rFonts w:asciiTheme="majorHAnsi" w:eastAsiaTheme="majorEastAsia" w:hAnsiTheme="majorHAnsi" w:cstheme="majorBidi"/>
+      <w:rFonts w:ascii="Times New Roman" w:hAnsi="Times New Roman" w:eastAsia="Times New Roman" w:cs="Times New Roman"/>
       <w:i/>
       <w:iCs/>
       <w:color w:val="404040" w:themeColor="text1" w:themeTint="BF"/>
@@ -1875,7 +2455,7 @@
     <w:semiHidden/>
     <w:rsid w:val="00FC693F"/>
     <w:rPr>
-      <w:rFonts w:asciiTheme="majorHAnsi" w:eastAsiaTheme="majorEastAsia" w:hAnsiTheme="majorHAnsi" w:cstheme="majorBidi"/>
+      <w:rFonts w:ascii="Times New Roman" w:hAnsi="Times New Roman" w:eastAsia="Times New Roman" w:cs="Times New Roman"/>
       <w:color w:val="4F81BD" w:themeColor="accent1"/>
       <w:sz w:val="20"/>
       <w:szCs w:val="20"/>
@@ -1889,7 +2469,7 @@
     <w:semiHidden/>
     <w:rsid w:val="00FC693F"/>
     <w:rPr>
-      <w:rFonts w:asciiTheme="majorHAnsi" w:eastAsiaTheme="majorEastAsia" w:hAnsiTheme="majorHAnsi" w:cstheme="majorBidi"/>
+      <w:rFonts w:ascii="Times New Roman" w:hAnsi="Times New Roman" w:eastAsia="Times New Roman" w:cs="Times New Roman"/>
       <w:i/>
       <w:iCs/>
       <w:color w:val="404040" w:themeColor="text1" w:themeTint="BF"/>
@@ -3478,7 +4058,7 @@
         <w:spacing w:before="0" w:after="0" w:line="240" w:lineRule="auto"/>
       </w:pPr>
       <w:rPr>
-        <w:rFonts w:asciiTheme="majorHAnsi" w:eastAsiaTheme="majorEastAsia" w:hAnsiTheme="majorHAnsi" w:cstheme="majorBidi"/>
+        <w:rFonts w:ascii="Times New Roman" w:hAnsi="Times New Roman" w:eastAsia="Times New Roman" w:cs="Times New Roman"/>
         <w:b/>
         <w:bCs/>
       </w:rPr>
@@ -3499,7 +4079,7 @@
         <w:spacing w:before="0" w:after="0" w:line="240" w:lineRule="auto"/>
       </w:pPr>
       <w:rPr>
-        <w:rFonts w:asciiTheme="majorHAnsi" w:eastAsiaTheme="majorEastAsia" w:hAnsiTheme="majorHAnsi" w:cstheme="majorBidi"/>
+        <w:rFonts w:ascii="Times New Roman" w:hAnsi="Times New Roman" w:eastAsia="Times New Roman" w:cs="Times New Roman"/>
         <w:b/>
         <w:bCs/>
       </w:rPr>
@@ -3517,14 +4097,14 @@
     </w:tblStylePr>
     <w:tblStylePr w:type="firstCol">
       <w:rPr>
-        <w:rFonts w:asciiTheme="majorHAnsi" w:eastAsiaTheme="majorEastAsia" w:hAnsiTheme="majorHAnsi" w:cstheme="majorBidi"/>
+        <w:rFonts w:ascii="Times New Roman" w:hAnsi="Times New Roman" w:eastAsia="Times New Roman" w:cs="Times New Roman"/>
         <w:b/>
         <w:bCs/>
       </w:rPr>
     </w:tblStylePr>
     <w:tblStylePr w:type="lastCol">
       <w:rPr>
-        <w:rFonts w:asciiTheme="majorHAnsi" w:eastAsiaTheme="majorEastAsia" w:hAnsiTheme="majorHAnsi" w:cstheme="majorBidi"/>
+        <w:rFonts w:ascii="Times New Roman" w:hAnsi="Times New Roman" w:eastAsia="Times New Roman" w:cs="Times New Roman"/>
         <w:b/>
         <w:bCs/>
       </w:rPr>
@@ -3608,7 +4188,7 @@
         <w:spacing w:before="0" w:after="0" w:line="240" w:lineRule="auto"/>
       </w:pPr>
       <w:rPr>
-        <w:rFonts w:asciiTheme="majorHAnsi" w:eastAsiaTheme="majorEastAsia" w:hAnsiTheme="majorHAnsi" w:cstheme="majorBidi"/>
+        <w:rFonts w:ascii="Times New Roman" w:hAnsi="Times New Roman" w:eastAsia="Times New Roman" w:cs="Times New Roman"/>
         <w:b/>
         <w:bCs/>
       </w:rPr>
@@ -3629,7 +4209,7 @@
         <w:spacing w:before="0" w:after="0" w:line="240" w:lineRule="auto"/>
       </w:pPr>
       <w:rPr>
-        <w:rFonts w:asciiTheme="majorHAnsi" w:eastAsiaTheme="majorEastAsia" w:hAnsiTheme="majorHAnsi" w:cstheme="majorBidi"/>
+        <w:rFonts w:ascii="Times New Roman" w:hAnsi="Times New Roman" w:eastAsia="Times New Roman" w:cs="Times New Roman"/>
         <w:b/>
         <w:bCs/>
       </w:rPr>
@@ -3647,14 +4227,14 @@
     </w:tblStylePr>
     <w:tblStylePr w:type="firstCol">
       <w:rPr>
-        <w:rFonts w:asciiTheme="majorHAnsi" w:eastAsiaTheme="majorEastAsia" w:hAnsiTheme="majorHAnsi" w:cstheme="majorBidi"/>
+        <w:rFonts w:ascii="Times New Roman" w:hAnsi="Times New Roman" w:eastAsia="Times New Roman" w:cs="Times New Roman"/>
         <w:b/>
         <w:bCs/>
       </w:rPr>
     </w:tblStylePr>
     <w:tblStylePr w:type="lastCol">
       <w:rPr>
-        <w:rFonts w:asciiTheme="majorHAnsi" w:eastAsiaTheme="majorEastAsia" w:hAnsiTheme="majorHAnsi" w:cstheme="majorBidi"/>
+        <w:rFonts w:ascii="Times New Roman" w:hAnsi="Times New Roman" w:eastAsia="Times New Roman" w:cs="Times New Roman"/>
         <w:b/>
         <w:bCs/>
       </w:rPr>
@@ -3738,7 +4318,7 @@
         <w:spacing w:before="0" w:after="0" w:line="240" w:lineRule="auto"/>
       </w:pPr>
       <w:rPr>
-        <w:rFonts w:asciiTheme="majorHAnsi" w:eastAsiaTheme="majorEastAsia" w:hAnsiTheme="majorHAnsi" w:cstheme="majorBidi"/>
+        <w:rFonts w:ascii="Times New Roman" w:hAnsi="Times New Roman" w:eastAsia="Times New Roman" w:cs="Times New Roman"/>
         <w:b/>
         <w:bCs/>
       </w:rPr>
@@ -3759,7 +4339,7 @@
         <w:spacing w:before="0" w:after="0" w:line="240" w:lineRule="auto"/>
       </w:pPr>
       <w:rPr>
-        <w:rFonts w:asciiTheme="majorHAnsi" w:eastAsiaTheme="majorEastAsia" w:hAnsiTheme="majorHAnsi" w:cstheme="majorBidi"/>
+        <w:rFonts w:ascii="Times New Roman" w:hAnsi="Times New Roman" w:eastAsia="Times New Roman" w:cs="Times New Roman"/>
         <w:b/>
         <w:bCs/>
       </w:rPr>
@@ -3777,14 +4357,14 @@
     </w:tblStylePr>
     <w:tblStylePr w:type="firstCol">
       <w:rPr>
-        <w:rFonts w:asciiTheme="majorHAnsi" w:eastAsiaTheme="majorEastAsia" w:hAnsiTheme="majorHAnsi" w:cstheme="majorBidi"/>
+        <w:rFonts w:ascii="Times New Roman" w:hAnsi="Times New Roman" w:eastAsia="Times New Roman" w:cs="Times New Roman"/>
         <w:b/>
         <w:bCs/>
       </w:rPr>
     </w:tblStylePr>
     <w:tblStylePr w:type="lastCol">
       <w:rPr>
-        <w:rFonts w:asciiTheme="majorHAnsi" w:eastAsiaTheme="majorEastAsia" w:hAnsiTheme="majorHAnsi" w:cstheme="majorBidi"/>
+        <w:rFonts w:ascii="Times New Roman" w:hAnsi="Times New Roman" w:eastAsia="Times New Roman" w:cs="Times New Roman"/>
         <w:b/>
         <w:bCs/>
       </w:rPr>
@@ -3868,7 +4448,7 @@
         <w:spacing w:before="0" w:after="0" w:line="240" w:lineRule="auto"/>
       </w:pPr>
       <w:rPr>
-        <w:rFonts w:asciiTheme="majorHAnsi" w:eastAsiaTheme="majorEastAsia" w:hAnsiTheme="majorHAnsi" w:cstheme="majorBidi"/>
+        <w:rFonts w:ascii="Times New Roman" w:hAnsi="Times New Roman" w:eastAsia="Times New Roman" w:cs="Times New Roman"/>
         <w:b/>
         <w:bCs/>
       </w:rPr>
@@ -3889,7 +4469,7 @@
         <w:spacing w:before="0" w:after="0" w:line="240" w:lineRule="auto"/>
       </w:pPr>
       <w:rPr>
-        <w:rFonts w:asciiTheme="majorHAnsi" w:eastAsiaTheme="majorEastAsia" w:hAnsiTheme="majorHAnsi" w:cstheme="majorBidi"/>
+        <w:rFonts w:ascii="Times New Roman" w:hAnsi="Times New Roman" w:eastAsia="Times New Roman" w:cs="Times New Roman"/>
         <w:b/>
         <w:bCs/>
       </w:rPr>
@@ -3907,14 +4487,14 @@
     </w:tblStylePr>
     <w:tblStylePr w:type="firstCol">
       <w:rPr>
-        <w:rFonts w:asciiTheme="majorHAnsi" w:eastAsiaTheme="majorEastAsia" w:hAnsiTheme="majorHAnsi" w:cstheme="majorBidi"/>
+        <w:rFonts w:ascii="Times New Roman" w:hAnsi="Times New Roman" w:eastAsia="Times New Roman" w:cs="Times New Roman"/>
         <w:b/>
         <w:bCs/>
       </w:rPr>
     </w:tblStylePr>
     <w:tblStylePr w:type="lastCol">
       <w:rPr>
-        <w:rFonts w:asciiTheme="majorHAnsi" w:eastAsiaTheme="majorEastAsia" w:hAnsiTheme="majorHAnsi" w:cstheme="majorBidi"/>
+        <w:rFonts w:ascii="Times New Roman" w:hAnsi="Times New Roman" w:eastAsia="Times New Roman" w:cs="Times New Roman"/>
         <w:b/>
         <w:bCs/>
       </w:rPr>
@@ -3998,7 +4578,7 @@
         <w:spacing w:before="0" w:after="0" w:line="240" w:lineRule="auto"/>
       </w:pPr>
       <w:rPr>
-        <w:rFonts w:asciiTheme="majorHAnsi" w:eastAsiaTheme="majorEastAsia" w:hAnsiTheme="majorHAnsi" w:cstheme="majorBidi"/>
+        <w:rFonts w:ascii="Times New Roman" w:hAnsi="Times New Roman" w:eastAsia="Times New Roman" w:cs="Times New Roman"/>
         <w:b/>
         <w:bCs/>
       </w:rPr>
@@ -4019,7 +4599,7 @@
         <w:spacing w:before="0" w:after="0" w:line="240" w:lineRule="auto"/>
       </w:pPr>
       <w:rPr>
-        <w:rFonts w:asciiTheme="majorHAnsi" w:eastAsiaTheme="majorEastAsia" w:hAnsiTheme="majorHAnsi" w:cstheme="majorBidi"/>
+        <w:rFonts w:ascii="Times New Roman" w:hAnsi="Times New Roman" w:eastAsia="Times New Roman" w:cs="Times New Roman"/>
         <w:b/>
         <w:bCs/>
       </w:rPr>
@@ -4037,14 +4617,14 @@
     </w:tblStylePr>
     <w:tblStylePr w:type="firstCol">
       <w:rPr>
-        <w:rFonts w:asciiTheme="majorHAnsi" w:eastAsiaTheme="majorEastAsia" w:hAnsiTheme="majorHAnsi" w:cstheme="majorBidi"/>
+        <w:rFonts w:ascii="Times New Roman" w:hAnsi="Times New Roman" w:eastAsia="Times New Roman" w:cs="Times New Roman"/>
         <w:b/>
         <w:bCs/>
       </w:rPr>
     </w:tblStylePr>
     <w:tblStylePr w:type="lastCol">
       <w:rPr>
-        <w:rFonts w:asciiTheme="majorHAnsi" w:eastAsiaTheme="majorEastAsia" w:hAnsiTheme="majorHAnsi" w:cstheme="majorBidi"/>
+        <w:rFonts w:ascii="Times New Roman" w:hAnsi="Times New Roman" w:eastAsia="Times New Roman" w:cs="Times New Roman"/>
         <w:b/>
         <w:bCs/>
       </w:rPr>
@@ -4128,7 +4708,7 @@
         <w:spacing w:before="0" w:after="0" w:line="240" w:lineRule="auto"/>
       </w:pPr>
       <w:rPr>
-        <w:rFonts w:asciiTheme="majorHAnsi" w:eastAsiaTheme="majorEastAsia" w:hAnsiTheme="majorHAnsi" w:cstheme="majorBidi"/>
+        <w:rFonts w:ascii="Times New Roman" w:hAnsi="Times New Roman" w:eastAsia="Times New Roman" w:cs="Times New Roman"/>
         <w:b/>
         <w:bCs/>
       </w:rPr>
@@ -4149,7 +4729,7 @@
         <w:spacing w:before="0" w:after="0" w:line="240" w:lineRule="auto"/>
       </w:pPr>
       <w:rPr>
-        <w:rFonts w:asciiTheme="majorHAnsi" w:eastAsiaTheme="majorEastAsia" w:hAnsiTheme="majorHAnsi" w:cstheme="majorBidi"/>
+        <w:rFonts w:ascii="Times New Roman" w:hAnsi="Times New Roman" w:eastAsia="Times New Roman" w:cs="Times New Roman"/>
         <w:b/>
         <w:bCs/>
       </w:rPr>
@@ -4167,14 +4747,14 @@
     </w:tblStylePr>
     <w:tblStylePr w:type="firstCol">
       <w:rPr>
-        <w:rFonts w:asciiTheme="majorHAnsi" w:eastAsiaTheme="majorEastAsia" w:hAnsiTheme="majorHAnsi" w:cstheme="majorBidi"/>
+        <w:rFonts w:ascii="Times New Roman" w:hAnsi="Times New Roman" w:eastAsia="Times New Roman" w:cs="Times New Roman"/>
         <w:b/>
         <w:bCs/>
       </w:rPr>
     </w:tblStylePr>
     <w:tblStylePr w:type="lastCol">
       <w:rPr>
-        <w:rFonts w:asciiTheme="majorHAnsi" w:eastAsiaTheme="majorEastAsia" w:hAnsiTheme="majorHAnsi" w:cstheme="majorBidi"/>
+        <w:rFonts w:ascii="Times New Roman" w:hAnsi="Times New Roman" w:eastAsia="Times New Roman" w:cs="Times New Roman"/>
         <w:b/>
         <w:bCs/>
       </w:rPr>
@@ -4258,7 +4838,7 @@
         <w:spacing w:before="0" w:after="0" w:line="240" w:lineRule="auto"/>
       </w:pPr>
       <w:rPr>
-        <w:rFonts w:asciiTheme="majorHAnsi" w:eastAsiaTheme="majorEastAsia" w:hAnsiTheme="majorHAnsi" w:cstheme="majorBidi"/>
+        <w:rFonts w:ascii="Times New Roman" w:hAnsi="Times New Roman" w:eastAsia="Times New Roman" w:cs="Times New Roman"/>
         <w:b/>
         <w:bCs/>
       </w:rPr>
@@ -4279,7 +4859,7 @@
         <w:spacing w:before="0" w:after="0" w:line="240" w:lineRule="auto"/>
       </w:pPr>
       <w:rPr>
-        <w:rFonts w:asciiTheme="majorHAnsi" w:eastAsiaTheme="majorEastAsia" w:hAnsiTheme="majorHAnsi" w:cstheme="majorBidi"/>
+        <w:rFonts w:ascii="Times New Roman" w:hAnsi="Times New Roman" w:eastAsia="Times New Roman" w:cs="Times New Roman"/>
         <w:b/>
         <w:bCs/>
       </w:rPr>
@@ -4297,14 +4877,14 @@
     </w:tblStylePr>
     <w:tblStylePr w:type="firstCol">
       <w:rPr>
-        <w:rFonts w:asciiTheme="majorHAnsi" w:eastAsiaTheme="majorEastAsia" w:hAnsiTheme="majorHAnsi" w:cstheme="majorBidi"/>
+        <w:rFonts w:ascii="Times New Roman" w:hAnsi="Times New Roman" w:eastAsia="Times New Roman" w:cs="Times New Roman"/>
         <w:b/>
         <w:bCs/>
       </w:rPr>
     </w:tblStylePr>
     <w:tblStylePr w:type="lastCol">
       <w:rPr>
-        <w:rFonts w:asciiTheme="majorHAnsi" w:eastAsiaTheme="majorEastAsia" w:hAnsiTheme="majorHAnsi" w:cstheme="majorBidi"/>
+        <w:rFonts w:ascii="Times New Roman" w:hAnsi="Times New Roman" w:eastAsia="Times New Roman" w:cs="Times New Roman"/>
         <w:b/>
         <w:bCs/>
       </w:rPr>
@@ -6169,7 +6749,7 @@
     </w:tblPr>
     <w:tblStylePr w:type="firstRow">
       <w:rPr>
-        <w:rFonts w:asciiTheme="majorHAnsi" w:eastAsiaTheme="majorEastAsia" w:hAnsiTheme="majorHAnsi" w:cstheme="majorBidi"/>
+        <w:rFonts w:ascii="Times New Roman" w:hAnsi="Times New Roman" w:eastAsia="Times New Roman" w:cs="Times New Roman"/>
       </w:rPr>
       <w:tblPr/>
       <w:tcPr>
@@ -6253,7 +6833,7 @@
     </w:tblPr>
     <w:tblStylePr w:type="firstRow">
       <w:rPr>
-        <w:rFonts w:asciiTheme="majorHAnsi" w:eastAsiaTheme="majorEastAsia" w:hAnsiTheme="majorHAnsi" w:cstheme="majorBidi"/>
+        <w:rFonts w:ascii="Times New Roman" w:hAnsi="Times New Roman" w:eastAsia="Times New Roman" w:cs="Times New Roman"/>
       </w:rPr>
       <w:tblPr/>
       <w:tcPr>
@@ -6337,7 +6917,7 @@
     </w:tblPr>
     <w:tblStylePr w:type="firstRow">
       <w:rPr>
-        <w:rFonts w:asciiTheme="majorHAnsi" w:eastAsiaTheme="majorEastAsia" w:hAnsiTheme="majorHAnsi" w:cstheme="majorBidi"/>
+        <w:rFonts w:ascii="Times New Roman" w:hAnsi="Times New Roman" w:eastAsia="Times New Roman" w:cs="Times New Roman"/>
       </w:rPr>
       <w:tblPr/>
       <w:tcPr>
@@ -6421,7 +7001,7 @@
     </w:tblPr>
     <w:tblStylePr w:type="firstRow">
       <w:rPr>
-        <w:rFonts w:asciiTheme="majorHAnsi" w:eastAsiaTheme="majorEastAsia" w:hAnsiTheme="majorHAnsi" w:cstheme="majorBidi"/>
+        <w:rFonts w:ascii="Times New Roman" w:hAnsi="Times New Roman" w:eastAsia="Times New Roman" w:cs="Times New Roman"/>
       </w:rPr>
       <w:tblPr/>
       <w:tcPr>
@@ -6505,7 +7085,7 @@
     </w:tblPr>
     <w:tblStylePr w:type="firstRow">
       <w:rPr>
-        <w:rFonts w:asciiTheme="majorHAnsi" w:eastAsiaTheme="majorEastAsia" w:hAnsiTheme="majorHAnsi" w:cstheme="majorBidi"/>
+        <w:rFonts w:ascii="Times New Roman" w:hAnsi="Times New Roman" w:eastAsia="Times New Roman" w:cs="Times New Roman"/>
       </w:rPr>
       <w:tblPr/>
       <w:tcPr>
@@ -6589,7 +7169,7 @@
     </w:tblPr>
     <w:tblStylePr w:type="firstRow">
       <w:rPr>
-        <w:rFonts w:asciiTheme="majorHAnsi" w:eastAsiaTheme="majorEastAsia" w:hAnsiTheme="majorHAnsi" w:cstheme="majorBidi"/>
+        <w:rFonts w:ascii="Times New Roman" w:hAnsi="Times New Roman" w:eastAsia="Times New Roman" w:cs="Times New Roman"/>
       </w:rPr>
       <w:tblPr/>
       <w:tcPr>
@@ -6673,7 +7253,7 @@
     </w:tblPr>
     <w:tblStylePr w:type="firstRow">
       <w:rPr>
-        <w:rFonts w:asciiTheme="majorHAnsi" w:eastAsiaTheme="majorEastAsia" w:hAnsiTheme="majorHAnsi" w:cstheme="majorBidi"/>
+        <w:rFonts w:ascii="Times New Roman" w:hAnsi="Times New Roman" w:eastAsia="Times New Roman" w:cs="Times New Roman"/>
       </w:rPr>
       <w:tblPr/>
       <w:tcPr>
@@ -6738,7 +7318,7 @@
       <w:spacing w:after="0" w:line="240" w:lineRule="auto"/>
     </w:pPr>
     <w:rPr>
-      <w:rFonts w:asciiTheme="majorHAnsi" w:eastAsiaTheme="majorEastAsia" w:hAnsiTheme="majorHAnsi" w:cstheme="majorBidi"/>
+      <w:rFonts w:ascii="Times New Roman" w:hAnsi="Times New Roman" w:eastAsia="Times New Roman" w:cs="Times New Roman"/>
       <w:color w:val="000000" w:themeColor="text1"/>
     </w:rPr>
     <w:tblPr>
@@ -6866,7 +7446,7 @@
       <w:spacing w:after="0" w:line="240" w:lineRule="auto"/>
     </w:pPr>
     <w:rPr>
-      <w:rFonts w:asciiTheme="majorHAnsi" w:eastAsiaTheme="majorEastAsia" w:hAnsiTheme="majorHAnsi" w:cstheme="majorBidi"/>
+      <w:rFonts w:ascii="Times New Roman" w:hAnsi="Times New Roman" w:eastAsia="Times New Roman" w:cs="Times New Roman"/>
       <w:color w:val="000000" w:themeColor="text1"/>
     </w:rPr>
     <w:tblPr>
@@ -6994,7 +7574,7 @@
       <w:spacing w:after="0" w:line="240" w:lineRule="auto"/>
     </w:pPr>
     <w:rPr>
-      <w:rFonts w:asciiTheme="majorHAnsi" w:eastAsiaTheme="majorEastAsia" w:hAnsiTheme="majorHAnsi" w:cstheme="majorBidi"/>
+      <w:rFonts w:ascii="Times New Roman" w:hAnsi="Times New Roman" w:eastAsia="Times New Roman" w:cs="Times New Roman"/>
       <w:color w:val="000000" w:themeColor="text1"/>
     </w:rPr>
     <w:tblPr>
@@ -7122,7 +7702,7 @@
       <w:spacing w:after="0" w:line="240" w:lineRule="auto"/>
     </w:pPr>
     <w:rPr>
-      <w:rFonts w:asciiTheme="majorHAnsi" w:eastAsiaTheme="majorEastAsia" w:hAnsiTheme="majorHAnsi" w:cstheme="majorBidi"/>
+      <w:rFonts w:ascii="Times New Roman" w:hAnsi="Times New Roman" w:eastAsia="Times New Roman" w:cs="Times New Roman"/>
       <w:color w:val="000000" w:themeColor="text1"/>
     </w:rPr>
     <w:tblPr>
@@ -7250,7 +7830,7 @@
       <w:spacing w:after="0" w:line="240" w:lineRule="auto"/>
     </w:pPr>
     <w:rPr>
-      <w:rFonts w:asciiTheme="majorHAnsi" w:eastAsiaTheme="majorEastAsia" w:hAnsiTheme="majorHAnsi" w:cstheme="majorBidi"/>
+      <w:rFonts w:ascii="Times New Roman" w:hAnsi="Times New Roman" w:eastAsia="Times New Roman" w:cs="Times New Roman"/>
       <w:color w:val="000000" w:themeColor="text1"/>
     </w:rPr>
     <w:tblPr>
@@ -7378,7 +7958,7 @@
       <w:spacing w:after="0" w:line="240" w:lineRule="auto"/>
     </w:pPr>
     <w:rPr>
-      <w:rFonts w:asciiTheme="majorHAnsi" w:eastAsiaTheme="majorEastAsia" w:hAnsiTheme="majorHAnsi" w:cstheme="majorBidi"/>
+      <w:rFonts w:ascii="Times New Roman" w:hAnsi="Times New Roman" w:eastAsia="Times New Roman" w:cs="Times New Roman"/>
       <w:color w:val="000000" w:themeColor="text1"/>
     </w:rPr>
     <w:tblPr>
@@ -7506,7 +8086,7 @@
       <w:spacing w:after="0" w:line="240" w:lineRule="auto"/>
     </w:pPr>
     <w:rPr>
-      <w:rFonts w:asciiTheme="majorHAnsi" w:eastAsiaTheme="majorEastAsia" w:hAnsiTheme="majorHAnsi" w:cstheme="majorBidi"/>
+      <w:rFonts w:ascii="Times New Roman" w:hAnsi="Times New Roman" w:eastAsia="Times New Roman" w:cs="Times New Roman"/>
       <w:color w:val="000000" w:themeColor="text1"/>
     </w:rPr>
     <w:tblPr>
@@ -8145,7 +8725,7 @@
       <w:spacing w:after="0" w:line="240" w:lineRule="auto"/>
     </w:pPr>
     <w:rPr>
-      <w:rFonts w:asciiTheme="majorHAnsi" w:eastAsiaTheme="majorEastAsia" w:hAnsiTheme="majorHAnsi" w:cstheme="majorBidi"/>
+      <w:rFonts w:ascii="Times New Roman" w:hAnsi="Times New Roman" w:eastAsia="Times New Roman" w:cs="Times New Roman"/>
       <w:color w:val="000000" w:themeColor="text1"/>
     </w:rPr>
     <w:tblPr>
@@ -8270,7 +8850,7 @@
       <w:spacing w:after="0" w:line="240" w:lineRule="auto"/>
     </w:pPr>
     <w:rPr>
-      <w:rFonts w:asciiTheme="majorHAnsi" w:eastAsiaTheme="majorEastAsia" w:hAnsiTheme="majorHAnsi" w:cstheme="majorBidi"/>
+      <w:rFonts w:ascii="Times New Roman" w:hAnsi="Times New Roman" w:eastAsia="Times New Roman" w:cs="Times New Roman"/>
       <w:color w:val="000000" w:themeColor="text1"/>
     </w:rPr>
     <w:tblPr>
@@ -8395,7 +8975,7 @@
       <w:spacing w:after="0" w:line="240" w:lineRule="auto"/>
     </w:pPr>
     <w:rPr>
-      <w:rFonts w:asciiTheme="majorHAnsi" w:eastAsiaTheme="majorEastAsia" w:hAnsiTheme="majorHAnsi" w:cstheme="majorBidi"/>
+      <w:rFonts w:ascii="Times New Roman" w:hAnsi="Times New Roman" w:eastAsia="Times New Roman" w:cs="Times New Roman"/>
       <w:color w:val="000000" w:themeColor="text1"/>
     </w:rPr>
     <w:tblPr>
@@ -8520,7 +9100,7 @@
       <w:spacing w:after="0" w:line="240" w:lineRule="auto"/>
     </w:pPr>
     <w:rPr>
-      <w:rFonts w:asciiTheme="majorHAnsi" w:eastAsiaTheme="majorEastAsia" w:hAnsiTheme="majorHAnsi" w:cstheme="majorBidi"/>
+      <w:rFonts w:ascii="Times New Roman" w:hAnsi="Times New Roman" w:eastAsia="Times New Roman" w:cs="Times New Roman"/>
       <w:color w:val="000000" w:themeColor="text1"/>
     </w:rPr>
     <w:tblPr>
@@ -8645,7 +9225,7 @@
       <w:spacing w:after="0" w:line="240" w:lineRule="auto"/>
     </w:pPr>
     <w:rPr>
-      <w:rFonts w:asciiTheme="majorHAnsi" w:eastAsiaTheme="majorEastAsia" w:hAnsiTheme="majorHAnsi" w:cstheme="majorBidi"/>
+      <w:rFonts w:ascii="Times New Roman" w:hAnsi="Times New Roman" w:eastAsia="Times New Roman" w:cs="Times New Roman"/>
       <w:color w:val="000000" w:themeColor="text1"/>
     </w:rPr>
     <w:tblPr>
@@ -8770,7 +9350,7 @@
       <w:spacing w:after="0" w:line="240" w:lineRule="auto"/>
     </w:pPr>
     <w:rPr>
-      <w:rFonts w:asciiTheme="majorHAnsi" w:eastAsiaTheme="majorEastAsia" w:hAnsiTheme="majorHAnsi" w:cstheme="majorBidi"/>
+      <w:rFonts w:ascii="Times New Roman" w:hAnsi="Times New Roman" w:eastAsia="Times New Roman" w:cs="Times New Roman"/>
       <w:color w:val="000000" w:themeColor="text1"/>
     </w:rPr>
     <w:tblPr>
@@ -8895,7 +9475,7 @@
       <w:spacing w:after="0" w:line="240" w:lineRule="auto"/>
     </w:pPr>
     <w:rPr>
-      <w:rFonts w:asciiTheme="majorHAnsi" w:eastAsiaTheme="majorEastAsia" w:hAnsiTheme="majorHAnsi" w:cstheme="majorBidi"/>
+      <w:rFonts w:ascii="Times New Roman" w:hAnsi="Times New Roman" w:eastAsia="Times New Roman" w:cs="Times New Roman"/>
       <w:color w:val="000000" w:themeColor="text1"/>
     </w:rPr>
     <w:tblPr>
